--- a/docs/tests/docx/G08-performance-appraisal-tests.docx
+++ b/docs/tests/docx/G08-performance-appraisal-tests.docx
@@ -38253,6 +38253,5724 @@
     <w:p/>
     <w:p>
       <w:pPr>
+        <w:pStyle w:val="Heading3"/>
+      </w:pPr>
+      <w:r>
+        <w:rPr>
+          <w:b/>
+          <w:color w:val="2E5B9E"/>
+          <w:sz w:val="26"/>
+        </w:rPr>
+        <w:t>v3.2 Field-Reconciliation Additions — Config masters, cycle exclusions, probation confirmations, calibration acknowledgement, goal metric/pillar/alignment</w:t>
+      </w:r>
+    </w:p>
+    <w:p>
+      <w:pPr>
+        <w:pStyle w:val="IntenseQuote"/>
+      </w:pPr>
+      <w:r>
+        <w:t xml:space="preserve">Covers the v3.2 ADD-only reconciliation (BRD §5 E24–E34 + goal/self/calibration/PIP columns; data-model Sections 3–4; OpenAPI v3.2 paths). Config/master rows are tenant-scoped with </w:t>
+      </w:r>
+      <w:r>
+        <w:rPr>
+          <w:rFonts w:ascii="Consolas" w:hAnsi="Consolas"/>
+          <w:sz w:val="20"/>
+        </w:rPr>
+        <w:t>VAL-MASTER-UNIQUE</w:t>
+      </w:r>
+      <w:r>
+        <w:t xml:space="preserve"> codes and </w:t>
+      </w:r>
+      <w:r>
+        <w:rPr>
+          <w:rFonts w:ascii="Consolas" w:hAnsi="Consolas"/>
+          <w:sz w:val="20"/>
+        </w:rPr>
+        <w:t>status</w:t>
+      </w:r>
+      <w:r>
+        <w:t xml:space="preserve"> ∈ DRAFT/ACTIVE/ARCHIVED. Negative TCs assert the exact wire code (8-code table) and, where a specific </w:t>
+      </w:r>
+      <w:r>
+        <w:rPr>
+          <w:rFonts w:ascii="Consolas" w:hAnsi="Consolas"/>
+          <w:sz w:val="20"/>
+        </w:rPr>
+        <w:t>ERR-G08-*</w:t>
+      </w:r>
+      <w:r>
+        <w:t xml:space="preserve"> applies, that code.</w:t>
+      </w:r>
+    </w:p>
+    <w:p>
+      <w:pPr>
+        <w:pStyle w:val="Heading4"/>
+      </w:pPr>
+      <w:r>
+        <w:rPr>
+          <w:b/>
+          <w:color w:val="2E5B9E"/>
+          <w:sz w:val="24"/>
+        </w:rPr>
+        <w:t>TC-G08-123</w:t>
+      </w:r>
+    </w:p>
+    <w:tbl>
+      <w:tblPr>
+        <w:tblStyle w:val="LightGrid-Accent1"/>
+        <w:tblW w:type="auto" w:w="0"/>
+        <w:jc w:val="center"/>
+        <w:tblLook w:firstColumn="1" w:firstRow="1" w:lastColumn="0" w:lastRow="0" w:noHBand="0" w:noVBand="1" w:val="04A0"/>
+      </w:tblPr>
+      <w:tblGrid>
+        <w:gridCol w:w="4320"/>
+        <w:gridCol w:w="4320"/>
+      </w:tblGrid>
+      <w:tr>
+        <w:tc>
+          <w:tcPr>
+            <w:tcW w:type="dxa" w:w="4320"/>
+            <w:shd w:val="clear" w:color="auto" w:fill="DCE6F1"/>
+          </w:tcPr>
+          <w:p>
+            <w:r>
+              <w:rPr>
+                <w:b/>
+                <w:color w:val="1F3864"/>
+                <w:sz w:val="20"/>
+              </w:rPr>
+              <w:t>Field</w:t>
+            </w:r>
+          </w:p>
+        </w:tc>
+        <w:tc>
+          <w:tcPr>
+            <w:tcW w:type="dxa" w:w="4320"/>
+            <w:shd w:val="clear" w:color="auto" w:fill="DCE6F1"/>
+          </w:tcPr>
+          <w:p>
+            <w:r>
+              <w:rPr>
+                <w:b/>
+                <w:color w:val="1F3864"/>
+                <w:sz w:val="20"/>
+              </w:rPr>
+              <w:t>Value</w:t>
+            </w:r>
+          </w:p>
+        </w:tc>
+      </w:tr>
+      <w:tr>
+        <w:tc>
+          <w:tcPr>
+            <w:tcW w:type="dxa" w:w="4320"/>
+          </w:tcPr>
+          <w:p>
+            <w:r>
+              <w:rPr>
+                <w:sz w:val="18"/>
+              </w:rPr>
+              <w:t>Traces-to</w:t>
+            </w:r>
+          </w:p>
+        </w:tc>
+        <w:tc>
+          <w:tcPr>
+            <w:tcW w:type="dxa" w:w="4320"/>
+          </w:tcPr>
+          <w:p>
+            <w:r>
+              <w:rPr>
+                <w:sz w:val="18"/>
+              </w:rPr>
+              <w:t>FR-G08-01, FR-G08-02 (v3.2 E24/E25)</w:t>
+            </w:r>
+          </w:p>
+        </w:tc>
+      </w:tr>
+      <w:tr>
+        <w:tc>
+          <w:tcPr>
+            <w:tcW w:type="dxa" w:w="4320"/>
+          </w:tcPr>
+          <w:p>
+            <w:r>
+              <w:rPr>
+                <w:sz w:val="18"/>
+              </w:rPr>
+              <w:t>Type</w:t>
+            </w:r>
+          </w:p>
+        </w:tc>
+        <w:tc>
+          <w:tcPr>
+            <w:tcW w:type="dxa" w:w="4320"/>
+          </w:tcPr>
+          <w:p>
+            <w:r>
+              <w:rPr>
+                <w:sz w:val="18"/>
+              </w:rPr>
+              <w:t>Functional</w:t>
+            </w:r>
+          </w:p>
+        </w:tc>
+      </w:tr>
+      <w:tr>
+        <w:tc>
+          <w:tcPr>
+            <w:tcW w:type="dxa" w:w="4320"/>
+          </w:tcPr>
+          <w:p>
+            <w:r>
+              <w:rPr>
+                <w:sz w:val="18"/>
+              </w:rPr>
+              <w:t>Title</w:t>
+            </w:r>
+          </w:p>
+        </w:tc>
+        <w:tc>
+          <w:tcPr>
+            <w:tcW w:type="dxa" w:w="4320"/>
+          </w:tcPr>
+          <w:p>
+            <w:r>
+              <w:rPr>
+                <w:sz w:val="18"/>
+              </w:rPr>
+              <w:t>Configure a scorecard pillar and a measurement metric (PMS config masters)</w:t>
+            </w:r>
+          </w:p>
+        </w:tc>
+      </w:tr>
+      <w:tr>
+        <w:tc>
+          <w:tcPr>
+            <w:tcW w:type="dxa" w:w="4320"/>
+          </w:tcPr>
+          <w:p>
+            <w:r>
+              <w:rPr>
+                <w:sz w:val="18"/>
+              </w:rPr>
+              <w:t>Preconditions</w:t>
+            </w:r>
+          </w:p>
+        </w:tc>
+        <w:tc>
+          <w:tcPr>
+            <w:tcW w:type="dxa" w:w="4320"/>
+          </w:tcPr>
+          <w:p>
+            <w:r>
+              <w:rPr>
+                <w:rFonts w:ascii="Consolas" w:hAnsi="Consolas"/>
+                <w:sz w:val="18"/>
+              </w:rPr>
+              <w:t>SYS-ADMIN</w:t>
+            </w:r>
+            <w:r>
+              <w:rPr>
+                <w:sz w:val="18"/>
+              </w:rPr>
+              <w:t>/</w:t>
+            </w:r>
+            <w:r>
+              <w:rPr>
+                <w:rFonts w:ascii="Consolas" w:hAnsi="Consolas"/>
+                <w:sz w:val="18"/>
+              </w:rPr>
+              <w:t>HR-CELL</w:t>
+            </w:r>
+            <w:r>
+              <w:rPr>
+                <w:sz w:val="18"/>
+              </w:rPr>
+              <w:t xml:space="preserve"> logged in; tenant </w:t>
+            </w:r>
+            <w:r>
+              <w:rPr>
+                <w:rFonts w:ascii="Consolas" w:hAnsi="Consolas"/>
+                <w:sz w:val="18"/>
+              </w:rPr>
+              <w:t>T1</w:t>
+            </w:r>
+            <w:r>
+              <w:rPr>
+                <w:sz w:val="18"/>
+              </w:rPr>
+              <w:t xml:space="preserve"> scope resolved</w:t>
+            </w:r>
+          </w:p>
+        </w:tc>
+      </w:tr>
+      <w:tr>
+        <w:tc>
+          <w:tcPr>
+            <w:tcW w:type="dxa" w:w="4320"/>
+          </w:tcPr>
+          <w:p>
+            <w:r>
+              <w:rPr>
+                <w:sz w:val="18"/>
+              </w:rPr>
+              <w:t>Test data</w:t>
+            </w:r>
+          </w:p>
+        </w:tc>
+        <w:tc>
+          <w:tcPr>
+            <w:tcW w:type="dxa" w:w="4320"/>
+          </w:tcPr>
+          <w:p>
+            <w:r>
+              <w:rPr>
+                <w:rFonts w:ascii="Consolas" w:hAnsi="Consolas"/>
+                <w:sz w:val="18"/>
+              </w:rPr>
+              <w:t>POST /g08/scorecard-pillars</w:t>
+            </w:r>
+            <w:r>
+              <w:rPr>
+                <w:sz w:val="18"/>
+              </w:rPr>
+              <w:t xml:space="preserve"> {pillar_code:</w:t>
+            </w:r>
+            <w:r>
+              <w:rPr>
+                <w:rFonts w:ascii="Consolas" w:hAnsi="Consolas"/>
+                <w:sz w:val="18"/>
+              </w:rPr>
+              <w:t>FINANCIAL</w:t>
+            </w:r>
+            <w:r>
+              <w:rPr>
+                <w:sz w:val="18"/>
+              </w:rPr>
+              <w:t>, name:</w:t>
+            </w:r>
+            <w:r>
+              <w:rPr>
+                <w:rFonts w:ascii="Consolas" w:hAnsi="Consolas"/>
+                <w:sz w:val="18"/>
+              </w:rPr>
+              <w:t>Financial Perspective</w:t>
+            </w:r>
+            <w:r>
+              <w:rPr>
+                <w:sz w:val="18"/>
+              </w:rPr>
+              <w:t xml:space="preserve">} then </w:t>
+            </w:r>
+            <w:r>
+              <w:rPr>
+                <w:rFonts w:ascii="Consolas" w:hAnsi="Consolas"/>
+                <w:sz w:val="18"/>
+              </w:rPr>
+              <w:t>POST /g08/metrics</w:t>
+            </w:r>
+            <w:r>
+              <w:rPr>
+                <w:sz w:val="18"/>
+              </w:rPr>
+              <w:t xml:space="preserve"> {metric_code:</w:t>
+            </w:r>
+            <w:r>
+              <w:rPr>
+                <w:rFonts w:ascii="Consolas" w:hAnsi="Consolas"/>
+                <w:sz w:val="18"/>
+              </w:rPr>
+              <w:t>DB_Default_Metric_Percentage</w:t>
+            </w:r>
+            <w:r>
+              <w:rPr>
+                <w:sz w:val="18"/>
+              </w:rPr>
+              <w:t>, name:</w:t>
+            </w:r>
+            <w:r>
+              <w:rPr>
+                <w:rFonts w:ascii="Consolas" w:hAnsi="Consolas"/>
+                <w:sz w:val="18"/>
+              </w:rPr>
+              <w:t>Percentage</w:t>
+            </w:r>
+            <w:r>
+              <w:rPr>
+                <w:sz w:val="18"/>
+              </w:rPr>
+              <w:t>}, both with Idempotency-Key</w:t>
+            </w:r>
+          </w:p>
+        </w:tc>
+      </w:tr>
+      <w:tr>
+        <w:tc>
+          <w:tcPr>
+            <w:tcW w:type="dxa" w:w="4320"/>
+          </w:tcPr>
+          <w:p>
+            <w:r>
+              <w:rPr>
+                <w:sz w:val="18"/>
+              </w:rPr>
+              <w:t>Steps</w:t>
+            </w:r>
+          </w:p>
+        </w:tc>
+        <w:tc>
+          <w:tcPr>
+            <w:tcW w:type="dxa" w:w="4320"/>
+          </w:tcPr>
+          <w:p>
+            <w:r>
+              <w:rPr>
+                <w:sz w:val="18"/>
+              </w:rPr>
+              <w:t>1. Create pillar. 2. Create metric.</w:t>
+            </w:r>
+          </w:p>
+        </w:tc>
+      </w:tr>
+      <w:tr>
+        <w:tc>
+          <w:tcPr>
+            <w:tcW w:type="dxa" w:w="4320"/>
+          </w:tcPr>
+          <w:p>
+            <w:r>
+              <w:rPr>
+                <w:sz w:val="18"/>
+              </w:rPr>
+              <w:t>Expected</w:t>
+            </w:r>
+          </w:p>
+        </w:tc>
+        <w:tc>
+          <w:tcPr>
+            <w:tcW w:type="dxa" w:w="4320"/>
+          </w:tcPr>
+          <w:p>
+            <w:r>
+              <w:rPr>
+                <w:sz w:val="18"/>
+              </w:rPr>
+              <w:t xml:space="preserve">201 on each; </w:t>
+            </w:r>
+            <w:r>
+              <w:rPr>
+                <w:rFonts w:ascii="Consolas" w:hAnsi="Consolas"/>
+                <w:sz w:val="18"/>
+              </w:rPr>
+              <w:t>status=ACTIVE</w:t>
+            </w:r>
+            <w:r>
+              <w:rPr>
+                <w:sz w:val="18"/>
+              </w:rPr>
+              <w:t xml:space="preserve"> by default; tenant-scoped rows returned with ids; </w:t>
+            </w:r>
+            <w:r>
+              <w:rPr>
+                <w:rFonts w:ascii="Consolas" w:hAnsi="Consolas"/>
+                <w:sz w:val="18"/>
+              </w:rPr>
+              <w:t>X-Correlation-Id</w:t>
+            </w:r>
+            <w:r>
+              <w:rPr>
+                <w:sz w:val="18"/>
+              </w:rPr>
+              <w:t xml:space="preserve"> echoed</w:t>
+            </w:r>
+          </w:p>
+        </w:tc>
+      </w:tr>
+      <w:tr>
+        <w:tc>
+          <w:tcPr>
+            <w:tcW w:type="dxa" w:w="4320"/>
+          </w:tcPr>
+          <w:p>
+            <w:r>
+              <w:rPr>
+                <w:sz w:val="18"/>
+              </w:rPr>
+              <w:t>Priority</w:t>
+            </w:r>
+          </w:p>
+        </w:tc>
+        <w:tc>
+          <w:tcPr>
+            <w:tcW w:type="dxa" w:w="4320"/>
+          </w:tcPr>
+          <w:p>
+            <w:r>
+              <w:rPr>
+                <w:sz w:val="18"/>
+              </w:rPr>
+              <w:t>P1</w:t>
+            </w:r>
+          </w:p>
+        </w:tc>
+      </w:tr>
+    </w:tbl>
+    <w:p/>
+    <w:p>
+      <w:pPr>
+        <w:pStyle w:val="Heading4"/>
+      </w:pPr>
+      <w:r>
+        <w:rPr>
+          <w:b/>
+          <w:color w:val="2E5B9E"/>
+          <w:sz w:val="24"/>
+        </w:rPr>
+        <w:t>TC-G08-124</w:t>
+      </w:r>
+    </w:p>
+    <w:tbl>
+      <w:tblPr>
+        <w:tblStyle w:val="LightGrid-Accent1"/>
+        <w:tblW w:type="auto" w:w="0"/>
+        <w:jc w:val="center"/>
+        <w:tblLook w:firstColumn="1" w:firstRow="1" w:lastColumn="0" w:lastRow="0" w:noHBand="0" w:noVBand="1" w:val="04A0"/>
+      </w:tblPr>
+      <w:tblGrid>
+        <w:gridCol w:w="4320"/>
+        <w:gridCol w:w="4320"/>
+      </w:tblGrid>
+      <w:tr>
+        <w:tc>
+          <w:tcPr>
+            <w:tcW w:type="dxa" w:w="4320"/>
+            <w:shd w:val="clear" w:color="auto" w:fill="DCE6F1"/>
+          </w:tcPr>
+          <w:p>
+            <w:r>
+              <w:rPr>
+                <w:b/>
+                <w:color w:val="1F3864"/>
+                <w:sz w:val="20"/>
+              </w:rPr>
+              <w:t>Field</w:t>
+            </w:r>
+          </w:p>
+        </w:tc>
+        <w:tc>
+          <w:tcPr>
+            <w:tcW w:type="dxa" w:w="4320"/>
+            <w:shd w:val="clear" w:color="auto" w:fill="DCE6F1"/>
+          </w:tcPr>
+          <w:p>
+            <w:r>
+              <w:rPr>
+                <w:b/>
+                <w:color w:val="1F3864"/>
+                <w:sz w:val="20"/>
+              </w:rPr>
+              <w:t>Value</w:t>
+            </w:r>
+          </w:p>
+        </w:tc>
+      </w:tr>
+      <w:tr>
+        <w:tc>
+          <w:tcPr>
+            <w:tcW w:type="dxa" w:w="4320"/>
+          </w:tcPr>
+          <w:p>
+            <w:r>
+              <w:rPr>
+                <w:sz w:val="18"/>
+              </w:rPr>
+              <w:t>Traces-to</w:t>
+            </w:r>
+          </w:p>
+        </w:tc>
+        <w:tc>
+          <w:tcPr>
+            <w:tcW w:type="dxa" w:w="4320"/>
+          </w:tcPr>
+          <w:p>
+            <w:r>
+              <w:rPr>
+                <w:sz w:val="18"/>
+              </w:rPr>
+              <w:t xml:space="preserve">FR-G08-02 (v3.2 E24), </w:t>
+            </w:r>
+            <w:r>
+              <w:rPr>
+                <w:rFonts w:ascii="Consolas" w:hAnsi="Consolas"/>
+                <w:sz w:val="18"/>
+              </w:rPr>
+              <w:t>VAL-MASTER-UNIQUE</w:t>
+            </w:r>
+          </w:p>
+        </w:tc>
+      </w:tr>
+      <w:tr>
+        <w:tc>
+          <w:tcPr>
+            <w:tcW w:type="dxa" w:w="4320"/>
+          </w:tcPr>
+          <w:p>
+            <w:r>
+              <w:rPr>
+                <w:sz w:val="18"/>
+              </w:rPr>
+              <w:t>Type</w:t>
+            </w:r>
+          </w:p>
+        </w:tc>
+        <w:tc>
+          <w:tcPr>
+            <w:tcW w:type="dxa" w:w="4320"/>
+          </w:tcPr>
+          <w:p>
+            <w:r>
+              <w:rPr>
+                <w:sz w:val="18"/>
+              </w:rPr>
+              <w:t>Negative</w:t>
+            </w:r>
+          </w:p>
+        </w:tc>
+      </w:tr>
+      <w:tr>
+        <w:tc>
+          <w:tcPr>
+            <w:tcW w:type="dxa" w:w="4320"/>
+          </w:tcPr>
+          <w:p>
+            <w:r>
+              <w:rPr>
+                <w:sz w:val="18"/>
+              </w:rPr>
+              <w:t>Title</w:t>
+            </w:r>
+          </w:p>
+        </w:tc>
+        <w:tc>
+          <w:tcPr>
+            <w:tcW w:type="dxa" w:w="4320"/>
+          </w:tcPr>
+          <w:p>
+            <w:r>
+              <w:rPr>
+                <w:sz w:val="18"/>
+              </w:rPr>
+              <w:t>Duplicate tenant-scoped pillar_code is rejected</w:t>
+            </w:r>
+          </w:p>
+        </w:tc>
+      </w:tr>
+      <w:tr>
+        <w:tc>
+          <w:tcPr>
+            <w:tcW w:type="dxa" w:w="4320"/>
+          </w:tcPr>
+          <w:p>
+            <w:r>
+              <w:rPr>
+                <w:sz w:val="18"/>
+              </w:rPr>
+              <w:t>Preconditions</w:t>
+            </w:r>
+          </w:p>
+        </w:tc>
+        <w:tc>
+          <w:tcPr>
+            <w:tcW w:type="dxa" w:w="4320"/>
+          </w:tcPr>
+          <w:p>
+            <w:r>
+              <w:rPr>
+                <w:sz w:val="18"/>
+              </w:rPr>
+              <w:t xml:space="preserve">Pillar </w:t>
+            </w:r>
+            <w:r>
+              <w:rPr>
+                <w:rFonts w:ascii="Consolas" w:hAnsi="Consolas"/>
+                <w:sz w:val="18"/>
+              </w:rPr>
+              <w:t>FINANCIAL</w:t>
+            </w:r>
+            <w:r>
+              <w:rPr>
+                <w:sz w:val="18"/>
+              </w:rPr>
+              <w:t xml:space="preserve"> from TC-G08-123 exists in </w:t>
+            </w:r>
+            <w:r>
+              <w:rPr>
+                <w:rFonts w:ascii="Consolas" w:hAnsi="Consolas"/>
+                <w:sz w:val="18"/>
+              </w:rPr>
+              <w:t>T1</w:t>
+            </w:r>
+          </w:p>
+        </w:tc>
+      </w:tr>
+      <w:tr>
+        <w:tc>
+          <w:tcPr>
+            <w:tcW w:type="dxa" w:w="4320"/>
+          </w:tcPr>
+          <w:p>
+            <w:r>
+              <w:rPr>
+                <w:sz w:val="18"/>
+              </w:rPr>
+              <w:t>Test data</w:t>
+            </w:r>
+          </w:p>
+        </w:tc>
+        <w:tc>
+          <w:tcPr>
+            <w:tcW w:type="dxa" w:w="4320"/>
+          </w:tcPr>
+          <w:p>
+            <w:r>
+              <w:rPr>
+                <w:rFonts w:ascii="Consolas" w:hAnsi="Consolas"/>
+                <w:sz w:val="18"/>
+              </w:rPr>
+              <w:t>POST /g08/scorecard-pillars</w:t>
+            </w:r>
+            <w:r>
+              <w:rPr>
+                <w:sz w:val="18"/>
+              </w:rPr>
+              <w:t xml:space="preserve"> {pillar_code:</w:t>
+            </w:r>
+            <w:r>
+              <w:rPr>
+                <w:rFonts w:ascii="Consolas" w:hAnsi="Consolas"/>
+                <w:sz w:val="18"/>
+              </w:rPr>
+              <w:t>FINANCIAL</w:t>
+            </w:r>
+            <w:r>
+              <w:rPr>
+                <w:sz w:val="18"/>
+              </w:rPr>
+              <w:t>, name:</w:t>
+            </w:r>
+            <w:r>
+              <w:rPr>
+                <w:rFonts w:ascii="Consolas" w:hAnsi="Consolas"/>
+                <w:sz w:val="18"/>
+              </w:rPr>
+              <w:t>Dup</w:t>
+            </w:r>
+            <w:r>
+              <w:rPr>
+                <w:sz w:val="18"/>
+              </w:rPr>
+              <w:t>}</w:t>
+            </w:r>
+          </w:p>
+        </w:tc>
+      </w:tr>
+      <w:tr>
+        <w:tc>
+          <w:tcPr>
+            <w:tcW w:type="dxa" w:w="4320"/>
+          </w:tcPr>
+          <w:p>
+            <w:r>
+              <w:rPr>
+                <w:sz w:val="18"/>
+              </w:rPr>
+              <w:t>Expected</w:t>
+            </w:r>
+          </w:p>
+        </w:tc>
+        <w:tc>
+          <w:tcPr>
+            <w:tcW w:type="dxa" w:w="4320"/>
+          </w:tcPr>
+          <w:p>
+            <w:r>
+              <w:rPr>
+                <w:sz w:val="18"/>
+              </w:rPr>
+              <w:t xml:space="preserve">409 </w:t>
+            </w:r>
+            <w:r>
+              <w:rPr>
+                <w:rFonts w:ascii="Consolas" w:hAnsi="Consolas"/>
+                <w:sz w:val="18"/>
+              </w:rPr>
+              <w:t>CONFLICT</w:t>
+            </w:r>
+            <w:r>
+              <w:rPr>
+                <w:sz w:val="18"/>
+              </w:rPr>
+              <w:t xml:space="preserve"> (uniqueness on </w:t>
+            </w:r>
+            <w:r>
+              <w:rPr>
+                <w:rFonts w:ascii="Consolas" w:hAnsi="Consolas"/>
+                <w:sz w:val="18"/>
+              </w:rPr>
+              <w:t>(tenant_id, pillar_code)</w:t>
+            </w:r>
+            <w:r>
+              <w:rPr>
+                <w:sz w:val="18"/>
+              </w:rPr>
+              <w:t>); no second row created</w:t>
+            </w:r>
+          </w:p>
+        </w:tc>
+      </w:tr>
+      <w:tr>
+        <w:tc>
+          <w:tcPr>
+            <w:tcW w:type="dxa" w:w="4320"/>
+          </w:tcPr>
+          <w:p>
+            <w:r>
+              <w:rPr>
+                <w:sz w:val="18"/>
+              </w:rPr>
+              <w:t>Priority</w:t>
+            </w:r>
+          </w:p>
+        </w:tc>
+        <w:tc>
+          <w:tcPr>
+            <w:tcW w:type="dxa" w:w="4320"/>
+          </w:tcPr>
+          <w:p>
+            <w:r>
+              <w:rPr>
+                <w:sz w:val="18"/>
+              </w:rPr>
+              <w:t>P2</w:t>
+            </w:r>
+          </w:p>
+        </w:tc>
+      </w:tr>
+    </w:tbl>
+    <w:p/>
+    <w:p>
+      <w:pPr>
+        <w:pStyle w:val="Heading4"/>
+      </w:pPr>
+      <w:r>
+        <w:rPr>
+          <w:b/>
+          <w:color w:val="2E5B9E"/>
+          <w:sz w:val="24"/>
+        </w:rPr>
+        <w:t>TC-G08-125</w:t>
+      </w:r>
+    </w:p>
+    <w:tbl>
+      <w:tblPr>
+        <w:tblStyle w:val="LightGrid-Accent1"/>
+        <w:tblW w:type="auto" w:w="0"/>
+        <w:jc w:val="center"/>
+        <w:tblLook w:firstColumn="1" w:firstRow="1" w:lastColumn="0" w:lastRow="0" w:noHBand="0" w:noVBand="1" w:val="04A0"/>
+      </w:tblPr>
+      <w:tblGrid>
+        <w:gridCol w:w="4320"/>
+        <w:gridCol w:w="4320"/>
+      </w:tblGrid>
+      <w:tr>
+        <w:tc>
+          <w:tcPr>
+            <w:tcW w:type="dxa" w:w="4320"/>
+            <w:shd w:val="clear" w:color="auto" w:fill="DCE6F1"/>
+          </w:tcPr>
+          <w:p>
+            <w:r>
+              <w:rPr>
+                <w:b/>
+                <w:color w:val="1F3864"/>
+                <w:sz w:val="20"/>
+              </w:rPr>
+              <w:t>Field</w:t>
+            </w:r>
+          </w:p>
+        </w:tc>
+        <w:tc>
+          <w:tcPr>
+            <w:tcW w:type="dxa" w:w="4320"/>
+            <w:shd w:val="clear" w:color="auto" w:fill="DCE6F1"/>
+          </w:tcPr>
+          <w:p>
+            <w:r>
+              <w:rPr>
+                <w:b/>
+                <w:color w:val="1F3864"/>
+                <w:sz w:val="20"/>
+              </w:rPr>
+              <w:t>Value</w:t>
+            </w:r>
+          </w:p>
+        </w:tc>
+      </w:tr>
+      <w:tr>
+        <w:tc>
+          <w:tcPr>
+            <w:tcW w:type="dxa" w:w="4320"/>
+          </w:tcPr>
+          <w:p>
+            <w:r>
+              <w:rPr>
+                <w:sz w:val="18"/>
+              </w:rPr>
+              <w:t>Traces-to</w:t>
+            </w:r>
+          </w:p>
+        </w:tc>
+        <w:tc>
+          <w:tcPr>
+            <w:tcW w:type="dxa" w:w="4320"/>
+          </w:tcPr>
+          <w:p>
+            <w:r>
+              <w:rPr>
+                <w:sz w:val="18"/>
+              </w:rPr>
+              <w:t>FR-G08-02 (v3.2 E28)</w:t>
+            </w:r>
+          </w:p>
+        </w:tc>
+      </w:tr>
+      <w:tr>
+        <w:tc>
+          <w:tcPr>
+            <w:tcW w:type="dxa" w:w="4320"/>
+          </w:tcPr>
+          <w:p>
+            <w:r>
+              <w:rPr>
+                <w:sz w:val="18"/>
+              </w:rPr>
+              <w:t>Type</w:t>
+            </w:r>
+          </w:p>
+        </w:tc>
+        <w:tc>
+          <w:tcPr>
+            <w:tcW w:type="dxa" w:w="4320"/>
+          </w:tcPr>
+          <w:p>
+            <w:r>
+              <w:rPr>
+                <w:sz w:val="18"/>
+              </w:rPr>
+              <w:t>Functional</w:t>
+            </w:r>
+          </w:p>
+        </w:tc>
+      </w:tr>
+      <w:tr>
+        <w:tc>
+          <w:tcPr>
+            <w:tcW w:type="dxa" w:w="4320"/>
+          </w:tcPr>
+          <w:p>
+            <w:r>
+              <w:rPr>
+                <w:sz w:val="18"/>
+              </w:rPr>
+              <w:t>Title</w:t>
+            </w:r>
+          </w:p>
+        </w:tc>
+        <w:tc>
+          <w:tcPr>
+            <w:tcW w:type="dxa" w:w="4320"/>
+          </w:tcPr>
+          <w:p>
+            <w:r>
+              <w:rPr>
+                <w:sz w:val="18"/>
+              </w:rPr>
+              <w:t>Configure a goal-plan master with the per-field flag matrix as jsonb</w:t>
+            </w:r>
+          </w:p>
+        </w:tc>
+      </w:tr>
+      <w:tr>
+        <w:tc>
+          <w:tcPr>
+            <w:tcW w:type="dxa" w:w="4320"/>
+          </w:tcPr>
+          <w:p>
+            <w:r>
+              <w:rPr>
+                <w:sz w:val="18"/>
+              </w:rPr>
+              <w:t>Preconditions</w:t>
+            </w:r>
+          </w:p>
+        </w:tc>
+        <w:tc>
+          <w:tcPr>
+            <w:tcW w:type="dxa" w:w="4320"/>
+          </w:tcPr>
+          <w:p>
+            <w:r>
+              <w:rPr>
+                <w:rFonts w:ascii="Consolas" w:hAnsi="Consolas"/>
+                <w:sz w:val="18"/>
+              </w:rPr>
+              <w:t>SYS-ADMIN</w:t>
+            </w:r>
+            <w:r>
+              <w:rPr>
+                <w:sz w:val="18"/>
+              </w:rPr>
+              <w:t>/</w:t>
+            </w:r>
+            <w:r>
+              <w:rPr>
+                <w:rFonts w:ascii="Consolas" w:hAnsi="Consolas"/>
+                <w:sz w:val="18"/>
+              </w:rPr>
+              <w:t>HR-CELL</w:t>
+            </w:r>
+            <w:r>
+              <w:rPr>
+                <w:sz w:val="18"/>
+              </w:rPr>
+              <w:t>; entity scope resolved</w:t>
+            </w:r>
+          </w:p>
+        </w:tc>
+      </w:tr>
+      <w:tr>
+        <w:tc>
+          <w:tcPr>
+            <w:tcW w:type="dxa" w:w="4320"/>
+          </w:tcPr>
+          <w:p>
+            <w:r>
+              <w:rPr>
+                <w:sz w:val="18"/>
+              </w:rPr>
+              <w:t>Test data</w:t>
+            </w:r>
+          </w:p>
+        </w:tc>
+        <w:tc>
+          <w:tcPr>
+            <w:tcW w:type="dxa" w:w="4320"/>
+          </w:tcPr>
+          <w:p>
+            <w:r>
+              <w:rPr>
+                <w:rFonts w:ascii="Consolas" w:hAnsi="Consolas"/>
+                <w:sz w:val="18"/>
+              </w:rPr>
+              <w:t>POST /g08/goal-plans</w:t>
+            </w:r>
+            <w:r>
+              <w:rPr>
+                <w:sz w:val="18"/>
+              </w:rPr>
+              <w:t xml:space="preserve"> {goal_plan_code:</w:t>
+            </w:r>
+            <w:r>
+              <w:rPr>
+                <w:rFonts w:ascii="Consolas" w:hAnsi="Consolas"/>
+                <w:sz w:val="18"/>
+              </w:rPr>
+              <w:t>GP-OKR-2025</w:t>
+            </w:r>
+            <w:r>
+              <w:rPr>
+                <w:sz w:val="18"/>
+              </w:rPr>
+              <w:t>, name:</w:t>
+            </w:r>
+            <w:r>
+              <w:rPr>
+                <w:rFonts w:ascii="Consolas" w:hAnsi="Consolas"/>
+                <w:sz w:val="18"/>
+              </w:rPr>
+              <w:t>OKR FY25</w:t>
+            </w:r>
+            <w:r>
+              <w:rPr>
+                <w:sz w:val="18"/>
+              </w:rPr>
+              <w:t>, methodology:</w:t>
+            </w:r>
+            <w:r>
+              <w:rPr>
+                <w:rFonts w:ascii="Consolas" w:hAnsi="Consolas"/>
+                <w:sz w:val="18"/>
+              </w:rPr>
+              <w:t>OKR</w:t>
+            </w:r>
+            <w:r>
+              <w:rPr>
+                <w:sz w:val="18"/>
+              </w:rPr>
+              <w:t>, start_date, end_date (≥start), enable_goal_weightage_limits:true, min_weightage:0, max_weightage:100, field_settings:{...}}</w:t>
+            </w:r>
+          </w:p>
+        </w:tc>
+      </w:tr>
+      <w:tr>
+        <w:tc>
+          <w:tcPr>
+            <w:tcW w:type="dxa" w:w="4320"/>
+          </w:tcPr>
+          <w:p>
+            <w:r>
+              <w:rPr>
+                <w:sz w:val="18"/>
+              </w:rPr>
+              <w:t>Expected</w:t>
+            </w:r>
+          </w:p>
+        </w:tc>
+        <w:tc>
+          <w:tcPr>
+            <w:tcW w:type="dxa" w:w="4320"/>
+          </w:tcPr>
+          <w:p>
+            <w:r>
+              <w:rPr>
+                <w:sz w:val="18"/>
+              </w:rPr>
+              <w:t xml:space="preserve">201; </w:t>
+            </w:r>
+            <w:r>
+              <w:rPr>
+                <w:rFonts w:ascii="Consolas" w:hAnsi="Consolas"/>
+                <w:sz w:val="18"/>
+              </w:rPr>
+              <w:t>status=ACTIVE</w:t>
+            </w:r>
+            <w:r>
+              <w:rPr>
+                <w:sz w:val="18"/>
+              </w:rPr>
+              <w:t xml:space="preserve">; </w:t>
+            </w:r>
+            <w:r>
+              <w:rPr>
+                <w:rFonts w:ascii="Consolas" w:hAnsi="Consolas"/>
+                <w:sz w:val="18"/>
+              </w:rPr>
+              <w:t>field_settings</w:t>
+            </w:r>
+            <w:r>
+              <w:rPr>
+                <w:sz w:val="18"/>
+              </w:rPr>
+              <w:t xml:space="preserve"> persisted verbatim (jsonb, not exploded); </w:t>
+            </w:r>
+            <w:r>
+              <w:rPr>
+                <w:rFonts w:ascii="Consolas" w:hAnsi="Consolas"/>
+                <w:sz w:val="18"/>
+              </w:rPr>
+              <w:t>end_date ≥ start_date</w:t>
+            </w:r>
+            <w:r>
+              <w:rPr>
+                <w:sz w:val="18"/>
+              </w:rPr>
+              <w:t xml:space="preserve"> accepted</w:t>
+            </w:r>
+          </w:p>
+        </w:tc>
+      </w:tr>
+      <w:tr>
+        <w:tc>
+          <w:tcPr>
+            <w:tcW w:type="dxa" w:w="4320"/>
+          </w:tcPr>
+          <w:p>
+            <w:r>
+              <w:rPr>
+                <w:sz w:val="18"/>
+              </w:rPr>
+              <w:t>Priority</w:t>
+            </w:r>
+          </w:p>
+        </w:tc>
+        <w:tc>
+          <w:tcPr>
+            <w:tcW w:type="dxa" w:w="4320"/>
+          </w:tcPr>
+          <w:p>
+            <w:r>
+              <w:rPr>
+                <w:sz w:val="18"/>
+              </w:rPr>
+              <w:t>P2</w:t>
+            </w:r>
+          </w:p>
+        </w:tc>
+      </w:tr>
+    </w:tbl>
+    <w:p/>
+    <w:p>
+      <w:pPr>
+        <w:pStyle w:val="Heading4"/>
+      </w:pPr>
+      <w:r>
+        <w:rPr>
+          <w:b/>
+          <w:color w:val="2E5B9E"/>
+          <w:sz w:val="24"/>
+        </w:rPr>
+        <w:t>TC-G08-126</w:t>
+      </w:r>
+    </w:p>
+    <w:tbl>
+      <w:tblPr>
+        <w:tblStyle w:val="LightGrid-Accent1"/>
+        <w:tblW w:type="auto" w:w="0"/>
+        <w:jc w:val="center"/>
+        <w:tblLook w:firstColumn="1" w:firstRow="1" w:lastColumn="0" w:lastRow="0" w:noHBand="0" w:noVBand="1" w:val="04A0"/>
+      </w:tblPr>
+      <w:tblGrid>
+        <w:gridCol w:w="4320"/>
+        <w:gridCol w:w="4320"/>
+      </w:tblGrid>
+      <w:tr>
+        <w:tc>
+          <w:tcPr>
+            <w:tcW w:type="dxa" w:w="4320"/>
+            <w:shd w:val="clear" w:color="auto" w:fill="DCE6F1"/>
+          </w:tcPr>
+          <w:p>
+            <w:r>
+              <w:rPr>
+                <w:b/>
+                <w:color w:val="1F3864"/>
+                <w:sz w:val="20"/>
+              </w:rPr>
+              <w:t>Field</w:t>
+            </w:r>
+          </w:p>
+        </w:tc>
+        <w:tc>
+          <w:tcPr>
+            <w:tcW w:type="dxa" w:w="4320"/>
+            <w:shd w:val="clear" w:color="auto" w:fill="DCE6F1"/>
+          </w:tcPr>
+          <w:p>
+            <w:r>
+              <w:rPr>
+                <w:b/>
+                <w:color w:val="1F3864"/>
+                <w:sz w:val="20"/>
+              </w:rPr>
+              <w:t>Value</w:t>
+            </w:r>
+          </w:p>
+        </w:tc>
+      </w:tr>
+      <w:tr>
+        <w:tc>
+          <w:tcPr>
+            <w:tcW w:type="dxa" w:w="4320"/>
+          </w:tcPr>
+          <w:p>
+            <w:r>
+              <w:rPr>
+                <w:sz w:val="18"/>
+              </w:rPr>
+              <w:t>Traces-to</w:t>
+            </w:r>
+          </w:p>
+        </w:tc>
+        <w:tc>
+          <w:tcPr>
+            <w:tcW w:type="dxa" w:w="4320"/>
+          </w:tcPr>
+          <w:p>
+            <w:r>
+              <w:rPr>
+                <w:sz w:val="18"/>
+              </w:rPr>
+              <w:t>FR-G08-02 (v3.2 E28), BR (date/weightage bounds)</w:t>
+            </w:r>
+          </w:p>
+        </w:tc>
+      </w:tr>
+      <w:tr>
+        <w:tc>
+          <w:tcPr>
+            <w:tcW w:type="dxa" w:w="4320"/>
+          </w:tcPr>
+          <w:p>
+            <w:r>
+              <w:rPr>
+                <w:sz w:val="18"/>
+              </w:rPr>
+              <w:t>Type</w:t>
+            </w:r>
+          </w:p>
+        </w:tc>
+        <w:tc>
+          <w:tcPr>
+            <w:tcW w:type="dxa" w:w="4320"/>
+          </w:tcPr>
+          <w:p>
+            <w:r>
+              <w:rPr>
+                <w:sz w:val="18"/>
+              </w:rPr>
+              <w:t>Negative</w:t>
+            </w:r>
+          </w:p>
+        </w:tc>
+      </w:tr>
+      <w:tr>
+        <w:tc>
+          <w:tcPr>
+            <w:tcW w:type="dxa" w:w="4320"/>
+          </w:tcPr>
+          <w:p>
+            <w:r>
+              <w:rPr>
+                <w:sz w:val="18"/>
+              </w:rPr>
+              <w:t>Title</w:t>
+            </w:r>
+          </w:p>
+        </w:tc>
+        <w:tc>
+          <w:tcPr>
+            <w:tcW w:type="dxa" w:w="4320"/>
+          </w:tcPr>
+          <w:p>
+            <w:r>
+              <w:rPr>
+                <w:sz w:val="18"/>
+              </w:rPr>
+              <w:t>Goal-plan with end_date before start_date is rejected</w:t>
+            </w:r>
+          </w:p>
+        </w:tc>
+      </w:tr>
+      <w:tr>
+        <w:tc>
+          <w:tcPr>
+            <w:tcW w:type="dxa" w:w="4320"/>
+          </w:tcPr>
+          <w:p>
+            <w:r>
+              <w:rPr>
+                <w:sz w:val="18"/>
+              </w:rPr>
+              <w:t>Preconditions</w:t>
+            </w:r>
+          </w:p>
+        </w:tc>
+        <w:tc>
+          <w:tcPr>
+            <w:tcW w:type="dxa" w:w="4320"/>
+          </w:tcPr>
+          <w:p>
+            <w:r>
+              <w:rPr>
+                <w:sz w:val="18"/>
+              </w:rPr>
+              <w:t>As TC-G08-125</w:t>
+            </w:r>
+          </w:p>
+        </w:tc>
+      </w:tr>
+      <w:tr>
+        <w:tc>
+          <w:tcPr>
+            <w:tcW w:type="dxa" w:w="4320"/>
+          </w:tcPr>
+          <w:p>
+            <w:r>
+              <w:rPr>
+                <w:sz w:val="18"/>
+              </w:rPr>
+              <w:t>Test data</w:t>
+            </w:r>
+          </w:p>
+        </w:tc>
+        <w:tc>
+          <w:tcPr>
+            <w:tcW w:type="dxa" w:w="4320"/>
+          </w:tcPr>
+          <w:p>
+            <w:r>
+              <w:rPr>
+                <w:rFonts w:ascii="Consolas" w:hAnsi="Consolas"/>
+                <w:sz w:val="18"/>
+              </w:rPr>
+              <w:t>POST /g08/goal-plans</w:t>
+            </w:r>
+            <w:r>
+              <w:rPr>
+                <w:sz w:val="18"/>
+              </w:rPr>
+              <w:t xml:space="preserve"> {goal_plan_code:</w:t>
+            </w:r>
+            <w:r>
+              <w:rPr>
+                <w:rFonts w:ascii="Consolas" w:hAnsi="Consolas"/>
+                <w:sz w:val="18"/>
+              </w:rPr>
+              <w:t>GP-BAD</w:t>
+            </w:r>
+            <w:r>
+              <w:rPr>
+                <w:sz w:val="18"/>
+              </w:rPr>
+              <w:t>, name:</w:t>
+            </w:r>
+            <w:r>
+              <w:rPr>
+                <w:rFonts w:ascii="Consolas" w:hAnsi="Consolas"/>
+                <w:sz w:val="18"/>
+              </w:rPr>
+              <w:t>Bad</w:t>
+            </w:r>
+            <w:r>
+              <w:rPr>
+                <w:sz w:val="18"/>
+              </w:rPr>
+              <w:t>, start_date:</w:t>
+            </w:r>
+            <w:r>
+              <w:rPr>
+                <w:rFonts w:ascii="Consolas" w:hAnsi="Consolas"/>
+                <w:sz w:val="18"/>
+              </w:rPr>
+              <w:t>2025-12-01</w:t>
+            </w:r>
+            <w:r>
+              <w:rPr>
+                <w:sz w:val="18"/>
+              </w:rPr>
+              <w:t>, end_date:</w:t>
+            </w:r>
+            <w:r>
+              <w:rPr>
+                <w:rFonts w:ascii="Consolas" w:hAnsi="Consolas"/>
+                <w:sz w:val="18"/>
+              </w:rPr>
+              <w:t>2025-01-01</w:t>
+            </w:r>
+            <w:r>
+              <w:rPr>
+                <w:sz w:val="18"/>
+              </w:rPr>
+              <w:t>}</w:t>
+            </w:r>
+          </w:p>
+        </w:tc>
+      </w:tr>
+      <w:tr>
+        <w:tc>
+          <w:tcPr>
+            <w:tcW w:type="dxa" w:w="4320"/>
+          </w:tcPr>
+          <w:p>
+            <w:r>
+              <w:rPr>
+                <w:sz w:val="18"/>
+              </w:rPr>
+              <w:t>Expected</w:t>
+            </w:r>
+          </w:p>
+        </w:tc>
+        <w:tc>
+          <w:tcPr>
+            <w:tcW w:type="dxa" w:w="4320"/>
+          </w:tcPr>
+          <w:p>
+            <w:r>
+              <w:rPr>
+                <w:sz w:val="18"/>
+              </w:rPr>
+              <w:t xml:space="preserve">422 </w:t>
+            </w:r>
+            <w:r>
+              <w:rPr>
+                <w:rFonts w:ascii="Consolas" w:hAnsi="Consolas"/>
+                <w:sz w:val="18"/>
+              </w:rPr>
+              <w:t>VALIDATION_FAILED</w:t>
+            </w:r>
+            <w:r>
+              <w:rPr>
+                <w:sz w:val="18"/>
+              </w:rPr>
+              <w:t xml:space="preserve"> (</w:t>
+            </w:r>
+            <w:r>
+              <w:rPr>
+                <w:rFonts w:ascii="Consolas" w:hAnsi="Consolas"/>
+                <w:sz w:val="18"/>
+              </w:rPr>
+              <w:t>ck_goal_plans_dates</w:t>
+            </w:r>
+            <w:r>
+              <w:rPr>
+                <w:sz w:val="18"/>
+              </w:rPr>
+              <w:t>); no row created</w:t>
+            </w:r>
+          </w:p>
+        </w:tc>
+      </w:tr>
+      <w:tr>
+        <w:tc>
+          <w:tcPr>
+            <w:tcW w:type="dxa" w:w="4320"/>
+          </w:tcPr>
+          <w:p>
+            <w:r>
+              <w:rPr>
+                <w:sz w:val="18"/>
+              </w:rPr>
+              <w:t>Priority</w:t>
+            </w:r>
+          </w:p>
+        </w:tc>
+        <w:tc>
+          <w:tcPr>
+            <w:tcW w:type="dxa" w:w="4320"/>
+          </w:tcPr>
+          <w:p>
+            <w:r>
+              <w:rPr>
+                <w:sz w:val="18"/>
+              </w:rPr>
+              <w:t>P2</w:t>
+            </w:r>
+          </w:p>
+        </w:tc>
+      </w:tr>
+    </w:tbl>
+    <w:p/>
+    <w:p>
+      <w:pPr>
+        <w:pStyle w:val="Heading4"/>
+      </w:pPr>
+      <w:r>
+        <w:rPr>
+          <w:b/>
+          <w:color w:val="2E5B9E"/>
+          <w:sz w:val="24"/>
+        </w:rPr>
+        <w:t>TC-G08-127</w:t>
+      </w:r>
+    </w:p>
+    <w:tbl>
+      <w:tblPr>
+        <w:tblStyle w:val="LightGrid-Accent1"/>
+        <w:tblW w:type="auto" w:w="0"/>
+        <w:jc w:val="center"/>
+        <w:tblLook w:firstColumn="1" w:firstRow="1" w:lastColumn="0" w:lastRow="0" w:noHBand="0" w:noVBand="1" w:val="04A0"/>
+      </w:tblPr>
+      <w:tblGrid>
+        <w:gridCol w:w="4320"/>
+        <w:gridCol w:w="4320"/>
+      </w:tblGrid>
+      <w:tr>
+        <w:tc>
+          <w:tcPr>
+            <w:tcW w:type="dxa" w:w="4320"/>
+            <w:shd w:val="clear" w:color="auto" w:fill="DCE6F1"/>
+          </w:tcPr>
+          <w:p>
+            <w:r>
+              <w:rPr>
+                <w:b/>
+                <w:color w:val="1F3864"/>
+                <w:sz w:val="20"/>
+              </w:rPr>
+              <w:t>Field</w:t>
+            </w:r>
+          </w:p>
+        </w:tc>
+        <w:tc>
+          <w:tcPr>
+            <w:tcW w:type="dxa" w:w="4320"/>
+            <w:shd w:val="clear" w:color="auto" w:fill="DCE6F1"/>
+          </w:tcPr>
+          <w:p>
+            <w:r>
+              <w:rPr>
+                <w:b/>
+                <w:color w:val="1F3864"/>
+                <w:sz w:val="20"/>
+              </w:rPr>
+              <w:t>Value</w:t>
+            </w:r>
+          </w:p>
+        </w:tc>
+      </w:tr>
+      <w:tr>
+        <w:tc>
+          <w:tcPr>
+            <w:tcW w:type="dxa" w:w="4320"/>
+          </w:tcPr>
+          <w:p>
+            <w:r>
+              <w:rPr>
+                <w:sz w:val="18"/>
+              </w:rPr>
+              <w:t>Traces-to</w:t>
+            </w:r>
+          </w:p>
+        </w:tc>
+        <w:tc>
+          <w:tcPr>
+            <w:tcW w:type="dxa" w:w="4320"/>
+          </w:tcPr>
+          <w:p>
+            <w:r>
+              <w:rPr>
+                <w:sz w:val="18"/>
+              </w:rPr>
+              <w:t>FR-G08-02 (v3.2 goals.metric_id/scorecard_pillar_id/aligned_to_goal_id)</w:t>
+            </w:r>
+          </w:p>
+        </w:tc>
+      </w:tr>
+      <w:tr>
+        <w:tc>
+          <w:tcPr>
+            <w:tcW w:type="dxa" w:w="4320"/>
+          </w:tcPr>
+          <w:p>
+            <w:r>
+              <w:rPr>
+                <w:sz w:val="18"/>
+              </w:rPr>
+              <w:t>Type</w:t>
+            </w:r>
+          </w:p>
+        </w:tc>
+        <w:tc>
+          <w:tcPr>
+            <w:tcW w:type="dxa" w:w="4320"/>
+          </w:tcPr>
+          <w:p>
+            <w:r>
+              <w:rPr>
+                <w:sz w:val="18"/>
+              </w:rPr>
+              <w:t>Functional</w:t>
+            </w:r>
+          </w:p>
+        </w:tc>
+      </w:tr>
+      <w:tr>
+        <w:tc>
+          <w:tcPr>
+            <w:tcW w:type="dxa" w:w="4320"/>
+          </w:tcPr>
+          <w:p>
+            <w:r>
+              <w:rPr>
+                <w:sz w:val="18"/>
+              </w:rPr>
+              <w:t>Title</w:t>
+            </w:r>
+          </w:p>
+        </w:tc>
+        <w:tc>
+          <w:tcPr>
+            <w:tcW w:type="dxa" w:w="4320"/>
+          </w:tcPr>
+          <w:p>
+            <w:r>
+              <w:rPr>
+                <w:sz w:val="18"/>
+              </w:rPr>
+              <w:t>Create a goal carrying metric, scorecard pillar, timeline and alignment</w:t>
+            </w:r>
+          </w:p>
+        </w:tc>
+      </w:tr>
+      <w:tr>
+        <w:tc>
+          <w:tcPr>
+            <w:tcW w:type="dxa" w:w="4320"/>
+          </w:tcPr>
+          <w:p>
+            <w:r>
+              <w:rPr>
+                <w:sz w:val="18"/>
+              </w:rPr>
+              <w:t>Preconditions</w:t>
+            </w:r>
+          </w:p>
+        </w:tc>
+        <w:tc>
+          <w:tcPr>
+            <w:tcW w:type="dxa" w:w="4320"/>
+          </w:tcPr>
+          <w:p>
+            <w:r>
+              <w:rPr>
+                <w:sz w:val="18"/>
+              </w:rPr>
+              <w:t xml:space="preserve">Pillar </w:t>
+            </w:r>
+            <w:r>
+              <w:rPr>
+                <w:rFonts w:ascii="Consolas" w:hAnsi="Consolas"/>
+                <w:sz w:val="18"/>
+              </w:rPr>
+              <w:t>FINANCIAL</w:t>
+            </w:r>
+            <w:r>
+              <w:rPr>
+                <w:sz w:val="18"/>
+              </w:rPr>
+              <w:t xml:space="preserve"> (E24) + metric </w:t>
+            </w:r>
+            <w:r>
+              <w:rPr>
+                <w:rFonts w:ascii="Consolas" w:hAnsi="Consolas"/>
+                <w:sz w:val="18"/>
+              </w:rPr>
+              <w:t>Percentage</w:t>
+            </w:r>
+            <w:r>
+              <w:rPr>
+                <w:sz w:val="18"/>
+              </w:rPr>
+              <w:t xml:space="preserve"> (E25) ACTIVE; form </w:t>
+            </w:r>
+            <w:r>
+              <w:rPr>
+                <w:rFonts w:ascii="Consolas" w:hAnsi="Consolas"/>
+                <w:sz w:val="18"/>
+              </w:rPr>
+              <w:t>GOALS_PENDING</w:t>
+            </w:r>
+            <w:r>
+              <w:rPr>
+                <w:sz w:val="18"/>
+              </w:rPr>
+              <w:t xml:space="preserve">; a parent objective goal </w:t>
+            </w:r>
+            <w:r>
+              <w:rPr>
+                <w:rFonts w:ascii="Consolas" w:hAnsi="Consolas"/>
+                <w:sz w:val="18"/>
+              </w:rPr>
+              <w:t>G-OBJ</w:t>
+            </w:r>
+            <w:r>
+              <w:rPr>
+                <w:sz w:val="18"/>
+              </w:rPr>
+              <w:t xml:space="preserve"> exists for alignment</w:t>
+            </w:r>
+          </w:p>
+        </w:tc>
+      </w:tr>
+      <w:tr>
+        <w:tc>
+          <w:tcPr>
+            <w:tcW w:type="dxa" w:w="4320"/>
+          </w:tcPr>
+          <w:p>
+            <w:r>
+              <w:rPr>
+                <w:sz w:val="18"/>
+              </w:rPr>
+              <w:t>Test data</w:t>
+            </w:r>
+          </w:p>
+        </w:tc>
+        <w:tc>
+          <w:tcPr>
+            <w:tcW w:type="dxa" w:w="4320"/>
+          </w:tcPr>
+          <w:p>
+            <w:r>
+              <w:rPr>
+                <w:rFonts w:ascii="Consolas" w:hAnsi="Consolas"/>
+                <w:sz w:val="18"/>
+              </w:rPr>
+              <w:t>POST /g08/goals</w:t>
+            </w:r>
+            <w:r>
+              <w:rPr>
+                <w:sz w:val="18"/>
+              </w:rPr>
+              <w:t xml:space="preserve"> {appraisee_id, goal_type:</w:t>
+            </w:r>
+            <w:r>
+              <w:rPr>
+                <w:rFonts w:ascii="Consolas" w:hAnsi="Consolas"/>
+                <w:sz w:val="18"/>
+              </w:rPr>
+              <w:t>KRA</w:t>
+            </w:r>
+            <w:r>
+              <w:rPr>
+                <w:sz w:val="18"/>
+              </w:rPr>
+              <w:t>, period_scope:</w:t>
+            </w:r>
+            <w:r>
+              <w:rPr>
+                <w:rFonts w:ascii="Consolas" w:hAnsi="Consolas"/>
+                <w:sz w:val="18"/>
+              </w:rPr>
+              <w:t>SINGLE_CYCLE</w:t>
+            </w:r>
+            <w:r>
+              <w:rPr>
+                <w:sz w:val="18"/>
+              </w:rPr>
+              <w:t>, title:</w:t>
+            </w:r>
+            <w:r>
+              <w:rPr>
+                <w:rFonts w:ascii="Consolas" w:hAnsi="Consolas"/>
+                <w:sz w:val="18"/>
+              </w:rPr>
+              <w:t>Cost reduction</w:t>
+            </w:r>
+            <w:r>
+              <w:rPr>
+                <w:sz w:val="18"/>
+              </w:rPr>
+              <w:t>, weightage:40, metric_id, metric_criteria:</w:t>
+            </w:r>
+            <w:r>
+              <w:rPr>
+                <w:rFonts w:ascii="Consolas" w:hAnsi="Consolas"/>
+                <w:sz w:val="18"/>
+              </w:rPr>
+              <w:t>% vs budget</w:t>
+            </w:r>
+            <w:r>
+              <w:rPr>
+                <w:sz w:val="18"/>
+              </w:rPr>
+              <w:t>, target_prefix:</w:t>
+            </w:r>
+            <w:r>
+              <w:rPr>
+                <w:rFonts w:ascii="Consolas" w:hAnsi="Consolas"/>
+                <w:sz w:val="18"/>
+              </w:rPr>
+              <w:t>INR</w:t>
+            </w:r>
+            <w:r>
+              <w:rPr>
+                <w:sz w:val="18"/>
+              </w:rPr>
+              <w:t>, timeline_start_date, timeline_end_date, scorecard_pillar_id, aligned_to_goal_id:</w:t>
+            </w:r>
+            <w:r>
+              <w:rPr>
+                <w:rFonts w:ascii="Consolas" w:hAnsi="Consolas"/>
+                <w:sz w:val="18"/>
+              </w:rPr>
+              <w:t>G-OBJ</w:t>
+            </w:r>
+            <w:r>
+              <w:rPr>
+                <w:sz w:val="18"/>
+              </w:rPr>
+              <w:t>, goal_source:</w:t>
+            </w:r>
+            <w:r>
+              <w:rPr>
+                <w:rFonts w:ascii="Consolas" w:hAnsi="Consolas"/>
+                <w:sz w:val="18"/>
+              </w:rPr>
+              <w:t>SELF</w:t>
+            </w:r>
+            <w:r>
+              <w:rPr>
+                <w:sz w:val="18"/>
+              </w:rPr>
+              <w:t>, category:</w:t>
+            </w:r>
+            <w:r>
+              <w:rPr>
+                <w:rFonts w:ascii="Consolas" w:hAnsi="Consolas"/>
+                <w:sz w:val="18"/>
+              </w:rPr>
+              <w:t>Customer</w:t>
+            </w:r>
+            <w:r>
+              <w:rPr>
+                <w:sz w:val="18"/>
+              </w:rPr>
+              <w:t>}</w:t>
+            </w:r>
+          </w:p>
+        </w:tc>
+      </w:tr>
+      <w:tr>
+        <w:tc>
+          <w:tcPr>
+            <w:tcW w:type="dxa" w:w="4320"/>
+          </w:tcPr>
+          <w:p>
+            <w:r>
+              <w:rPr>
+                <w:sz w:val="18"/>
+              </w:rPr>
+              <w:t>Expected</w:t>
+            </w:r>
+          </w:p>
+        </w:tc>
+        <w:tc>
+          <w:tcPr>
+            <w:tcW w:type="dxa" w:w="4320"/>
+          </w:tcPr>
+          <w:p>
+            <w:r>
+              <w:rPr>
+                <w:sz w:val="18"/>
+              </w:rPr>
+              <w:t xml:space="preserve">201; goal persists </w:t>
+            </w:r>
+            <w:r>
+              <w:rPr>
+                <w:rFonts w:ascii="Consolas" w:hAnsi="Consolas"/>
+                <w:sz w:val="18"/>
+              </w:rPr>
+              <w:t>metric_id</w:t>
+            </w:r>
+            <w:r>
+              <w:rPr>
+                <w:sz w:val="18"/>
+              </w:rPr>
+              <w:t xml:space="preserve">, </w:t>
+            </w:r>
+            <w:r>
+              <w:rPr>
+                <w:rFonts w:ascii="Consolas" w:hAnsi="Consolas"/>
+                <w:sz w:val="18"/>
+              </w:rPr>
+              <w:t>scorecard_pillar_id</w:t>
+            </w:r>
+            <w:r>
+              <w:rPr>
+                <w:sz w:val="18"/>
+              </w:rPr>
+              <w:t xml:space="preserve">, </w:t>
+            </w:r>
+            <w:r>
+              <w:rPr>
+                <w:rFonts w:ascii="Consolas" w:hAnsi="Consolas"/>
+                <w:sz w:val="18"/>
+              </w:rPr>
+              <w:t>aligned_to_goal_id</w:t>
+            </w:r>
+            <w:r>
+              <w:rPr>
+                <w:sz w:val="18"/>
+              </w:rPr>
+              <w:t xml:space="preserve">, </w:t>
+            </w:r>
+            <w:r>
+              <w:rPr>
+                <w:rFonts w:ascii="Consolas" w:hAnsi="Consolas"/>
+                <w:sz w:val="18"/>
+              </w:rPr>
+              <w:t>timeline_*</w:t>
+            </w:r>
+            <w:r>
+              <w:rPr>
+                <w:sz w:val="18"/>
+              </w:rPr>
+              <w:t xml:space="preserve">, </w:t>
+            </w:r>
+            <w:r>
+              <w:rPr>
+                <w:rFonts w:ascii="Consolas" w:hAnsi="Consolas"/>
+                <w:sz w:val="18"/>
+              </w:rPr>
+              <w:t>goal_source=SELF</w:t>
+            </w:r>
+            <w:r>
+              <w:rPr>
+                <w:sz w:val="18"/>
+              </w:rPr>
+              <w:t xml:space="preserve">, </w:t>
+            </w:r>
+            <w:r>
+              <w:rPr>
+                <w:rFonts w:ascii="Consolas" w:hAnsi="Consolas"/>
+                <w:sz w:val="18"/>
+              </w:rPr>
+              <w:t>category</w:t>
+            </w:r>
+            <w:r>
+              <w:rPr>
+                <w:sz w:val="18"/>
+              </w:rPr>
+              <w:t xml:space="preserve">; </w:t>
+            </w:r>
+            <w:r>
+              <w:rPr>
+                <w:rFonts w:ascii="Consolas" w:hAnsi="Consolas"/>
+                <w:sz w:val="18"/>
+              </w:rPr>
+              <w:t>block_edit_achievement</w:t>
+            </w:r>
+            <w:r>
+              <w:rPr>
+                <w:sz w:val="18"/>
+              </w:rPr>
+              <w:t xml:space="preserve"> defaults false</w:t>
+            </w:r>
+          </w:p>
+        </w:tc>
+      </w:tr>
+      <w:tr>
+        <w:tc>
+          <w:tcPr>
+            <w:tcW w:type="dxa" w:w="4320"/>
+          </w:tcPr>
+          <w:p>
+            <w:r>
+              <w:rPr>
+                <w:sz w:val="18"/>
+              </w:rPr>
+              <w:t>Priority</w:t>
+            </w:r>
+          </w:p>
+        </w:tc>
+        <w:tc>
+          <w:tcPr>
+            <w:tcW w:type="dxa" w:w="4320"/>
+          </w:tcPr>
+          <w:p>
+            <w:r>
+              <w:rPr>
+                <w:sz w:val="18"/>
+              </w:rPr>
+              <w:t>P1</w:t>
+            </w:r>
+          </w:p>
+        </w:tc>
+      </w:tr>
+    </w:tbl>
+    <w:p/>
+    <w:p>
+      <w:pPr>
+        <w:pStyle w:val="Heading4"/>
+      </w:pPr>
+      <w:r>
+        <w:rPr>
+          <w:b/>
+          <w:color w:val="2E5B9E"/>
+          <w:sz w:val="24"/>
+        </w:rPr>
+        <w:t>TC-G08-128</w:t>
+      </w:r>
+    </w:p>
+    <w:tbl>
+      <w:tblPr>
+        <w:tblStyle w:val="LightGrid-Accent1"/>
+        <w:tblW w:type="auto" w:w="0"/>
+        <w:jc w:val="center"/>
+        <w:tblLook w:firstColumn="1" w:firstRow="1" w:lastColumn="0" w:lastRow="0" w:noHBand="0" w:noVBand="1" w:val="04A0"/>
+      </w:tblPr>
+      <w:tblGrid>
+        <w:gridCol w:w="4320"/>
+        <w:gridCol w:w="4320"/>
+      </w:tblGrid>
+      <w:tr>
+        <w:tc>
+          <w:tcPr>
+            <w:tcW w:type="dxa" w:w="4320"/>
+            <w:shd w:val="clear" w:color="auto" w:fill="DCE6F1"/>
+          </w:tcPr>
+          <w:p>
+            <w:r>
+              <w:rPr>
+                <w:b/>
+                <w:color w:val="1F3864"/>
+                <w:sz w:val="20"/>
+              </w:rPr>
+              <w:t>Field</w:t>
+            </w:r>
+          </w:p>
+        </w:tc>
+        <w:tc>
+          <w:tcPr>
+            <w:tcW w:type="dxa" w:w="4320"/>
+            <w:shd w:val="clear" w:color="auto" w:fill="DCE6F1"/>
+          </w:tcPr>
+          <w:p>
+            <w:r>
+              <w:rPr>
+                <w:b/>
+                <w:color w:val="1F3864"/>
+                <w:sz w:val="20"/>
+              </w:rPr>
+              <w:t>Value</w:t>
+            </w:r>
+          </w:p>
+        </w:tc>
+      </w:tr>
+      <w:tr>
+        <w:tc>
+          <w:tcPr>
+            <w:tcW w:type="dxa" w:w="4320"/>
+          </w:tcPr>
+          <w:p>
+            <w:r>
+              <w:rPr>
+                <w:sz w:val="18"/>
+              </w:rPr>
+              <w:t>Traces-to</w:t>
+            </w:r>
+          </w:p>
+        </w:tc>
+        <w:tc>
+          <w:tcPr>
+            <w:tcW w:type="dxa" w:w="4320"/>
+          </w:tcPr>
+          <w:p>
+            <w:r>
+              <w:rPr>
+                <w:sz w:val="18"/>
+              </w:rPr>
+              <w:t>FR-G08-02 (v3.2 goals.scorecard_pillar_id), P02 scope</w:t>
+            </w:r>
+          </w:p>
+        </w:tc>
+      </w:tr>
+      <w:tr>
+        <w:tc>
+          <w:tcPr>
+            <w:tcW w:type="dxa" w:w="4320"/>
+          </w:tcPr>
+          <w:p>
+            <w:r>
+              <w:rPr>
+                <w:sz w:val="18"/>
+              </w:rPr>
+              <w:t>Type</w:t>
+            </w:r>
+          </w:p>
+        </w:tc>
+        <w:tc>
+          <w:tcPr>
+            <w:tcW w:type="dxa" w:w="4320"/>
+          </w:tcPr>
+          <w:p>
+            <w:r>
+              <w:rPr>
+                <w:sz w:val="18"/>
+              </w:rPr>
+              <w:t>Negative</w:t>
+            </w:r>
+          </w:p>
+        </w:tc>
+      </w:tr>
+      <w:tr>
+        <w:tc>
+          <w:tcPr>
+            <w:tcW w:type="dxa" w:w="4320"/>
+          </w:tcPr>
+          <w:p>
+            <w:r>
+              <w:rPr>
+                <w:sz w:val="18"/>
+              </w:rPr>
+              <w:t>Title</w:t>
+            </w:r>
+          </w:p>
+        </w:tc>
+        <w:tc>
+          <w:tcPr>
+            <w:tcW w:type="dxa" w:w="4320"/>
+          </w:tcPr>
+          <w:p>
+            <w:r>
+              <w:rPr>
+                <w:sz w:val="18"/>
+              </w:rPr>
+              <w:t>Goal referencing an out-of-scope scorecard pillar is not found</w:t>
+            </w:r>
+          </w:p>
+        </w:tc>
+      </w:tr>
+      <w:tr>
+        <w:tc>
+          <w:tcPr>
+            <w:tcW w:type="dxa" w:w="4320"/>
+          </w:tcPr>
+          <w:p>
+            <w:r>
+              <w:rPr>
+                <w:sz w:val="18"/>
+              </w:rPr>
+              <w:t>Preconditions</w:t>
+            </w:r>
+          </w:p>
+        </w:tc>
+        <w:tc>
+          <w:tcPr>
+            <w:tcW w:type="dxa" w:w="4320"/>
+          </w:tcPr>
+          <w:p>
+            <w:r>
+              <w:rPr>
+                <w:sz w:val="18"/>
+              </w:rPr>
+              <w:t xml:space="preserve">Caller in </w:t>
+            </w:r>
+            <w:r>
+              <w:rPr>
+                <w:rFonts w:ascii="Consolas" w:hAnsi="Consolas"/>
+                <w:sz w:val="18"/>
+              </w:rPr>
+              <w:t>T1</w:t>
+            </w:r>
+            <w:r>
+              <w:rPr>
+                <w:sz w:val="18"/>
+              </w:rPr>
+              <w:t xml:space="preserve">; </w:t>
+            </w:r>
+            <w:r>
+              <w:rPr>
+                <w:rFonts w:ascii="Consolas" w:hAnsi="Consolas"/>
+                <w:sz w:val="18"/>
+              </w:rPr>
+              <w:t>scorecard_pillar_id</w:t>
+            </w:r>
+            <w:r>
+              <w:rPr>
+                <w:sz w:val="18"/>
+              </w:rPr>
+              <w:t xml:space="preserve"> belongs to tenant </w:t>
+            </w:r>
+            <w:r>
+              <w:rPr>
+                <w:rFonts w:ascii="Consolas" w:hAnsi="Consolas"/>
+                <w:sz w:val="18"/>
+              </w:rPr>
+              <w:t>T2</w:t>
+            </w:r>
+          </w:p>
+        </w:tc>
+      </w:tr>
+      <w:tr>
+        <w:tc>
+          <w:tcPr>
+            <w:tcW w:type="dxa" w:w="4320"/>
+          </w:tcPr>
+          <w:p>
+            <w:r>
+              <w:rPr>
+                <w:sz w:val="18"/>
+              </w:rPr>
+              <w:t>Test data</w:t>
+            </w:r>
+          </w:p>
+        </w:tc>
+        <w:tc>
+          <w:tcPr>
+            <w:tcW w:type="dxa" w:w="4320"/>
+          </w:tcPr>
+          <w:p>
+            <w:r>
+              <w:rPr>
+                <w:rFonts w:ascii="Consolas" w:hAnsi="Consolas"/>
+                <w:sz w:val="18"/>
+              </w:rPr>
+              <w:t>POST /g08/goals</w:t>
+            </w:r>
+            <w:r>
+              <w:rPr>
+                <w:sz w:val="18"/>
+              </w:rPr>
+              <w:t xml:space="preserve"> {…, scorecard_pillar_id:</w:t>
+            </w:r>
+            <w:r>
+              <w:rPr>
+                <w:rFonts w:ascii="Consolas" w:hAnsi="Consolas"/>
+                <w:sz w:val="18"/>
+              </w:rPr>
+              <w:t>&lt;T2 pillar&gt;</w:t>
+            </w:r>
+            <w:r>
+              <w:rPr>
+                <w:sz w:val="18"/>
+              </w:rPr>
+              <w:t>}</w:t>
+            </w:r>
+          </w:p>
+        </w:tc>
+      </w:tr>
+      <w:tr>
+        <w:tc>
+          <w:tcPr>
+            <w:tcW w:type="dxa" w:w="4320"/>
+          </w:tcPr>
+          <w:p>
+            <w:r>
+              <w:rPr>
+                <w:sz w:val="18"/>
+              </w:rPr>
+              <w:t>Expected</w:t>
+            </w:r>
+          </w:p>
+        </w:tc>
+        <w:tc>
+          <w:tcPr>
+            <w:tcW w:type="dxa" w:w="4320"/>
+          </w:tcPr>
+          <w:p>
+            <w:r>
+              <w:rPr>
+                <w:sz w:val="18"/>
+              </w:rPr>
+              <w:t xml:space="preserve">404 </w:t>
+            </w:r>
+            <w:r>
+              <w:rPr>
+                <w:rFonts w:ascii="Consolas" w:hAnsi="Consolas"/>
+                <w:sz w:val="18"/>
+              </w:rPr>
+              <w:t>NOT_FOUND</w:t>
+            </w:r>
+            <w:r>
+              <w:rPr>
+                <w:sz w:val="18"/>
+              </w:rPr>
+              <w:t xml:space="preserve"> (out-of-scope master indistinguishable from absent; no T2 leak); goal not created</w:t>
+            </w:r>
+          </w:p>
+        </w:tc>
+      </w:tr>
+      <w:tr>
+        <w:tc>
+          <w:tcPr>
+            <w:tcW w:type="dxa" w:w="4320"/>
+          </w:tcPr>
+          <w:p>
+            <w:r>
+              <w:rPr>
+                <w:sz w:val="18"/>
+              </w:rPr>
+              <w:t>Priority</w:t>
+            </w:r>
+          </w:p>
+        </w:tc>
+        <w:tc>
+          <w:tcPr>
+            <w:tcW w:type="dxa" w:w="4320"/>
+          </w:tcPr>
+          <w:p>
+            <w:r>
+              <w:rPr>
+                <w:sz w:val="18"/>
+              </w:rPr>
+              <w:t>P2</w:t>
+            </w:r>
+          </w:p>
+        </w:tc>
+      </w:tr>
+    </w:tbl>
+    <w:p/>
+    <w:p>
+      <w:pPr>
+        <w:pStyle w:val="Heading4"/>
+      </w:pPr>
+      <w:r>
+        <w:rPr>
+          <w:b/>
+          <w:color w:val="2E5B9E"/>
+          <w:sz w:val="24"/>
+        </w:rPr>
+        <w:t>TC-G08-129</w:t>
+      </w:r>
+    </w:p>
+    <w:tbl>
+      <w:tblPr>
+        <w:tblStyle w:val="LightGrid-Accent1"/>
+        <w:tblW w:type="auto" w:w="0"/>
+        <w:jc w:val="center"/>
+        <w:tblLook w:firstColumn="1" w:firstRow="1" w:lastColumn="0" w:lastRow="0" w:noHBand="0" w:noVBand="1" w:val="04A0"/>
+      </w:tblPr>
+      <w:tblGrid>
+        <w:gridCol w:w="4320"/>
+        <w:gridCol w:w="4320"/>
+      </w:tblGrid>
+      <w:tr>
+        <w:tc>
+          <w:tcPr>
+            <w:tcW w:type="dxa" w:w="4320"/>
+            <w:shd w:val="clear" w:color="auto" w:fill="DCE6F1"/>
+          </w:tcPr>
+          <w:p>
+            <w:r>
+              <w:rPr>
+                <w:b/>
+                <w:color w:val="1F3864"/>
+                <w:sz w:val="20"/>
+              </w:rPr>
+              <w:t>Field</w:t>
+            </w:r>
+          </w:p>
+        </w:tc>
+        <w:tc>
+          <w:tcPr>
+            <w:tcW w:type="dxa" w:w="4320"/>
+            <w:shd w:val="clear" w:color="auto" w:fill="DCE6F1"/>
+          </w:tcPr>
+          <w:p>
+            <w:r>
+              <w:rPr>
+                <w:b/>
+                <w:color w:val="1F3864"/>
+                <w:sz w:val="20"/>
+              </w:rPr>
+              <w:t>Value</w:t>
+            </w:r>
+          </w:p>
+        </w:tc>
+      </w:tr>
+      <w:tr>
+        <w:tc>
+          <w:tcPr>
+            <w:tcW w:type="dxa" w:w="4320"/>
+          </w:tcPr>
+          <w:p>
+            <w:r>
+              <w:rPr>
+                <w:sz w:val="18"/>
+              </w:rPr>
+              <w:t>Traces-to</w:t>
+            </w:r>
+          </w:p>
+        </w:tc>
+        <w:tc>
+          <w:tcPr>
+            <w:tcW w:type="dxa" w:w="4320"/>
+          </w:tcPr>
+          <w:p>
+            <w:r>
+              <w:rPr>
+                <w:sz w:val="18"/>
+              </w:rPr>
+              <w:t>FR-G08-01 (v3.2 E33 appraisal_cycle_exclusions)</w:t>
+            </w:r>
+          </w:p>
+        </w:tc>
+      </w:tr>
+      <w:tr>
+        <w:tc>
+          <w:tcPr>
+            <w:tcW w:type="dxa" w:w="4320"/>
+          </w:tcPr>
+          <w:p>
+            <w:r>
+              <w:rPr>
+                <w:sz w:val="18"/>
+              </w:rPr>
+              <w:t>Type</w:t>
+            </w:r>
+          </w:p>
+        </w:tc>
+        <w:tc>
+          <w:tcPr>
+            <w:tcW w:type="dxa" w:w="4320"/>
+          </w:tcPr>
+          <w:p>
+            <w:r>
+              <w:rPr>
+                <w:sz w:val="18"/>
+              </w:rPr>
+              <w:t>Functional</w:t>
+            </w:r>
+          </w:p>
+        </w:tc>
+      </w:tr>
+      <w:tr>
+        <w:tc>
+          <w:tcPr>
+            <w:tcW w:type="dxa" w:w="4320"/>
+          </w:tcPr>
+          <w:p>
+            <w:r>
+              <w:rPr>
+                <w:sz w:val="18"/>
+              </w:rPr>
+              <w:t>Title</w:t>
+            </w:r>
+          </w:p>
+        </w:tc>
+        <w:tc>
+          <w:tcPr>
+            <w:tcW w:type="dxa" w:w="4320"/>
+          </w:tcPr>
+          <w:p>
+            <w:r>
+              <w:rPr>
+                <w:sz w:val="18"/>
+              </w:rPr>
+              <w:t>Manually exclude an employee from an appraisal cycle</w:t>
+            </w:r>
+          </w:p>
+        </w:tc>
+      </w:tr>
+      <w:tr>
+        <w:tc>
+          <w:tcPr>
+            <w:tcW w:type="dxa" w:w="4320"/>
+          </w:tcPr>
+          <w:p>
+            <w:r>
+              <w:rPr>
+                <w:sz w:val="18"/>
+              </w:rPr>
+              <w:t>Preconditions</w:t>
+            </w:r>
+          </w:p>
+        </w:tc>
+        <w:tc>
+          <w:tcPr>
+            <w:tcW w:type="dxa" w:w="4320"/>
+          </w:tcPr>
+          <w:p>
+            <w:r>
+              <w:rPr>
+                <w:sz w:val="18"/>
+              </w:rPr>
+              <w:t xml:space="preserve">Cycle </w:t>
+            </w:r>
+            <w:r>
+              <w:rPr>
+                <w:rFonts w:ascii="Consolas" w:hAnsi="Consolas"/>
+                <w:sz w:val="18"/>
+              </w:rPr>
+              <w:t>APAR-2025-26</w:t>
+            </w:r>
+            <w:r>
+              <w:rPr>
+                <w:sz w:val="18"/>
+              </w:rPr>
+              <w:t xml:space="preserve"> OPEN; appraisee eligible; </w:t>
+            </w:r>
+            <w:r>
+              <w:rPr>
+                <w:rFonts w:ascii="Consolas" w:hAnsi="Consolas"/>
+                <w:sz w:val="18"/>
+              </w:rPr>
+              <w:t>HR-CELL</w:t>
+            </w:r>
+            <w:r>
+              <w:rPr>
+                <w:sz w:val="18"/>
+              </w:rPr>
+              <w:t xml:space="preserve"> logged in</w:t>
+            </w:r>
+          </w:p>
+        </w:tc>
+      </w:tr>
+      <w:tr>
+        <w:tc>
+          <w:tcPr>
+            <w:tcW w:type="dxa" w:w="4320"/>
+          </w:tcPr>
+          <w:p>
+            <w:r>
+              <w:rPr>
+                <w:sz w:val="18"/>
+              </w:rPr>
+              <w:t>Test data</w:t>
+            </w:r>
+          </w:p>
+        </w:tc>
+        <w:tc>
+          <w:tcPr>
+            <w:tcW w:type="dxa" w:w="4320"/>
+          </w:tcPr>
+          <w:p>
+            <w:r>
+              <w:rPr>
+                <w:rFonts w:ascii="Consolas" w:hAnsi="Consolas"/>
+                <w:sz w:val="18"/>
+              </w:rPr>
+              <w:t>POST /g08/cycles/{cycleId}/exclusions</w:t>
+            </w:r>
+            <w:r>
+              <w:rPr>
+                <w:sz w:val="18"/>
+              </w:rPr>
+              <w:t xml:space="preserve"> {appraisee_id, exclusion_source:</w:t>
+            </w:r>
+            <w:r>
+              <w:rPr>
+                <w:rFonts w:ascii="Consolas" w:hAnsi="Consolas"/>
+                <w:sz w:val="18"/>
+              </w:rPr>
+              <w:t>MANUAL</w:t>
+            </w:r>
+            <w:r>
+              <w:rPr>
+                <w:sz w:val="18"/>
+              </w:rPr>
+              <w:t>, exclusion_reason:</w:t>
+            </w:r>
+            <w:r>
+              <w:rPr>
+                <w:rFonts w:ascii="Consolas" w:hAnsi="Consolas"/>
+                <w:sz w:val="18"/>
+              </w:rPr>
+              <w:t>On probation</w:t>
+            </w:r>
+            <w:r>
+              <w:rPr>
+                <w:sz w:val="18"/>
+              </w:rPr>
+              <w:t>, detail:</w:t>
+            </w:r>
+            <w:r>
+              <w:rPr>
+                <w:rFonts w:ascii="Consolas" w:hAnsi="Consolas"/>
+                <w:sz w:val="18"/>
+              </w:rPr>
+              <w:t>Probation ends 11 Sep 2026</w:t>
+            </w:r>
+            <w:r>
+              <w:rPr>
+                <w:sz w:val="18"/>
+              </w:rPr>
+              <w:t>, justification:</w:t>
+            </w:r>
+            <w:r>
+              <w:rPr>
+                <w:rFonts w:ascii="Consolas" w:hAnsi="Consolas"/>
+                <w:sz w:val="18"/>
+              </w:rPr>
+              <w:t>…</w:t>
+            </w:r>
+            <w:r>
+              <w:rPr>
+                <w:sz w:val="18"/>
+              </w:rPr>
+              <w:t>, reversibility:</w:t>
+            </w:r>
+            <w:r>
+              <w:rPr>
+                <w:rFonts w:ascii="Consolas" w:hAnsi="Consolas"/>
+                <w:sz w:val="18"/>
+              </w:rPr>
+              <w:t>REVERSIBLE</w:t>
+            </w:r>
+            <w:r>
+              <w:rPr>
+                <w:sz w:val="18"/>
+              </w:rPr>
+              <w:t>}</w:t>
+            </w:r>
+          </w:p>
+        </w:tc>
+      </w:tr>
+      <w:tr>
+        <w:tc>
+          <w:tcPr>
+            <w:tcW w:type="dxa" w:w="4320"/>
+          </w:tcPr>
+          <w:p>
+            <w:r>
+              <w:rPr>
+                <w:sz w:val="18"/>
+              </w:rPr>
+              <w:t>Expected</w:t>
+            </w:r>
+          </w:p>
+        </w:tc>
+        <w:tc>
+          <w:tcPr>
+            <w:tcW w:type="dxa" w:w="4320"/>
+          </w:tcPr>
+          <w:p>
+            <w:r>
+              <w:rPr>
+                <w:sz w:val="18"/>
+              </w:rPr>
+              <w:t xml:space="preserve">201; </w:t>
+            </w:r>
+            <w:r>
+              <w:rPr>
+                <w:rFonts w:ascii="Consolas" w:hAnsi="Consolas"/>
+                <w:sz w:val="18"/>
+              </w:rPr>
+              <w:t>status=EXCLUDED</w:t>
+            </w:r>
+            <w:r>
+              <w:rPr>
+                <w:sz w:val="18"/>
+              </w:rPr>
+              <w:t xml:space="preserve">; unique </w:t>
+            </w:r>
+            <w:r>
+              <w:rPr>
+                <w:rFonts w:ascii="Consolas" w:hAnsi="Consolas"/>
+                <w:sz w:val="18"/>
+              </w:rPr>
+              <w:t>(tenant_id, cycle_id, appraisee_id)</w:t>
+            </w:r>
+            <w:r>
+              <w:rPr>
+                <w:sz w:val="18"/>
+              </w:rPr>
+              <w:t>; appraisee omitted from cycle materialisation</w:t>
+            </w:r>
+          </w:p>
+        </w:tc>
+      </w:tr>
+      <w:tr>
+        <w:tc>
+          <w:tcPr>
+            <w:tcW w:type="dxa" w:w="4320"/>
+          </w:tcPr>
+          <w:p>
+            <w:r>
+              <w:rPr>
+                <w:sz w:val="18"/>
+              </w:rPr>
+              <w:t>Priority</w:t>
+            </w:r>
+          </w:p>
+        </w:tc>
+        <w:tc>
+          <w:tcPr>
+            <w:tcW w:type="dxa" w:w="4320"/>
+          </w:tcPr>
+          <w:p>
+            <w:r>
+              <w:rPr>
+                <w:sz w:val="18"/>
+              </w:rPr>
+              <w:t>P1</w:t>
+            </w:r>
+          </w:p>
+        </w:tc>
+      </w:tr>
+    </w:tbl>
+    <w:p/>
+    <w:p>
+      <w:pPr>
+        <w:pStyle w:val="Heading4"/>
+      </w:pPr>
+      <w:r>
+        <w:rPr>
+          <w:b/>
+          <w:color w:val="2E5B9E"/>
+          <w:sz w:val="24"/>
+        </w:rPr>
+        <w:t>TC-G08-130</w:t>
+      </w:r>
+    </w:p>
+    <w:tbl>
+      <w:tblPr>
+        <w:tblStyle w:val="LightGrid-Accent1"/>
+        <w:tblW w:type="auto" w:w="0"/>
+        <w:jc w:val="center"/>
+        <w:tblLook w:firstColumn="1" w:firstRow="1" w:lastColumn="0" w:lastRow="0" w:noHBand="0" w:noVBand="1" w:val="04A0"/>
+      </w:tblPr>
+      <w:tblGrid>
+        <w:gridCol w:w="4320"/>
+        <w:gridCol w:w="4320"/>
+      </w:tblGrid>
+      <w:tr>
+        <w:tc>
+          <w:tcPr>
+            <w:tcW w:type="dxa" w:w="4320"/>
+            <w:shd w:val="clear" w:color="auto" w:fill="DCE6F1"/>
+          </w:tcPr>
+          <w:p>
+            <w:r>
+              <w:rPr>
+                <w:b/>
+                <w:color w:val="1F3864"/>
+                <w:sz w:val="20"/>
+              </w:rPr>
+              <w:t>Field</w:t>
+            </w:r>
+          </w:p>
+        </w:tc>
+        <w:tc>
+          <w:tcPr>
+            <w:tcW w:type="dxa" w:w="4320"/>
+            <w:shd w:val="clear" w:color="auto" w:fill="DCE6F1"/>
+          </w:tcPr>
+          <w:p>
+            <w:r>
+              <w:rPr>
+                <w:b/>
+                <w:color w:val="1F3864"/>
+                <w:sz w:val="20"/>
+              </w:rPr>
+              <w:t>Value</w:t>
+            </w:r>
+          </w:p>
+        </w:tc>
+      </w:tr>
+      <w:tr>
+        <w:tc>
+          <w:tcPr>
+            <w:tcW w:type="dxa" w:w="4320"/>
+          </w:tcPr>
+          <w:p>
+            <w:r>
+              <w:rPr>
+                <w:sz w:val="18"/>
+              </w:rPr>
+              <w:t>Traces-to</w:t>
+            </w:r>
+          </w:p>
+        </w:tc>
+        <w:tc>
+          <w:tcPr>
+            <w:tcW w:type="dxa" w:w="4320"/>
+          </w:tcPr>
+          <w:p>
+            <w:r>
+              <w:rPr>
+                <w:sz w:val="18"/>
+              </w:rPr>
+              <w:t>FR-G08-01 (v3.2 E33 reversibility/re-inclusion)</w:t>
+            </w:r>
+          </w:p>
+        </w:tc>
+      </w:tr>
+      <w:tr>
+        <w:tc>
+          <w:tcPr>
+            <w:tcW w:type="dxa" w:w="4320"/>
+          </w:tcPr>
+          <w:p>
+            <w:r>
+              <w:rPr>
+                <w:sz w:val="18"/>
+              </w:rPr>
+              <w:t>Type</w:t>
+            </w:r>
+          </w:p>
+        </w:tc>
+        <w:tc>
+          <w:tcPr>
+            <w:tcW w:type="dxa" w:w="4320"/>
+          </w:tcPr>
+          <w:p>
+            <w:r>
+              <w:rPr>
+                <w:sz w:val="18"/>
+              </w:rPr>
+              <w:t>State-Transition</w:t>
+            </w:r>
+          </w:p>
+        </w:tc>
+      </w:tr>
+      <w:tr>
+        <w:tc>
+          <w:tcPr>
+            <w:tcW w:type="dxa" w:w="4320"/>
+          </w:tcPr>
+          <w:p>
+            <w:r>
+              <w:rPr>
+                <w:sz w:val="18"/>
+              </w:rPr>
+              <w:t>Title</w:t>
+            </w:r>
+          </w:p>
+        </w:tc>
+        <w:tc>
+          <w:tcPr>
+            <w:tcW w:type="dxa" w:w="4320"/>
+          </w:tcPr>
+          <w:p>
+            <w:r>
+              <w:rPr>
+                <w:sz w:val="18"/>
+              </w:rPr>
+              <w:t>Reverse (re-include) a reversible cycle exclusion</w:t>
+            </w:r>
+          </w:p>
+        </w:tc>
+      </w:tr>
+      <w:tr>
+        <w:tc>
+          <w:tcPr>
+            <w:tcW w:type="dxa" w:w="4320"/>
+          </w:tcPr>
+          <w:p>
+            <w:r>
+              <w:rPr>
+                <w:sz w:val="18"/>
+              </w:rPr>
+              <w:t>Preconditions</w:t>
+            </w:r>
+          </w:p>
+        </w:tc>
+        <w:tc>
+          <w:tcPr>
+            <w:tcW w:type="dxa" w:w="4320"/>
+          </w:tcPr>
+          <w:p>
+            <w:r>
+              <w:rPr>
+                <w:sz w:val="18"/>
+              </w:rPr>
+              <w:t xml:space="preserve">Exclusion from TC-G08-129 EXCLUDED, </w:t>
+            </w:r>
+            <w:r>
+              <w:rPr>
+                <w:rFonts w:ascii="Consolas" w:hAnsi="Consolas"/>
+                <w:sz w:val="18"/>
+              </w:rPr>
+              <w:t>reversibility=REVERSIBLE</w:t>
+            </w:r>
+          </w:p>
+        </w:tc>
+      </w:tr>
+      <w:tr>
+        <w:tc>
+          <w:tcPr>
+            <w:tcW w:type="dxa" w:w="4320"/>
+          </w:tcPr>
+          <w:p>
+            <w:r>
+              <w:rPr>
+                <w:sz w:val="18"/>
+              </w:rPr>
+              <w:t>Test data</w:t>
+            </w:r>
+          </w:p>
+        </w:tc>
+        <w:tc>
+          <w:tcPr>
+            <w:tcW w:type="dxa" w:w="4320"/>
+          </w:tcPr>
+          <w:p>
+            <w:r>
+              <w:rPr>
+                <w:rFonts w:ascii="Consolas" w:hAnsi="Consolas"/>
+                <w:sz w:val="18"/>
+              </w:rPr>
+              <w:t>POST /g08/cycles/{cycleId}/exclusions/{exclusionId}/reverse</w:t>
+            </w:r>
+          </w:p>
+        </w:tc>
+      </w:tr>
+      <w:tr>
+        <w:tc>
+          <w:tcPr>
+            <w:tcW w:type="dxa" w:w="4320"/>
+          </w:tcPr>
+          <w:p>
+            <w:r>
+              <w:rPr>
+                <w:sz w:val="18"/>
+              </w:rPr>
+              <w:t>Expected</w:t>
+            </w:r>
+          </w:p>
+        </w:tc>
+        <w:tc>
+          <w:tcPr>
+            <w:tcW w:type="dxa" w:w="4320"/>
+          </w:tcPr>
+          <w:p>
+            <w:r>
+              <w:rPr>
+                <w:sz w:val="18"/>
+              </w:rPr>
+              <w:t xml:space="preserve">200; </w:t>
+            </w:r>
+            <w:r>
+              <w:rPr>
+                <w:rFonts w:ascii="Consolas" w:hAnsi="Consolas"/>
+                <w:sz w:val="18"/>
+              </w:rPr>
+              <w:t>status=RE_INCLUDED</w:t>
+            </w:r>
+            <w:r>
+              <w:rPr>
+                <w:sz w:val="18"/>
+              </w:rPr>
+              <w:t xml:space="preserve">; </w:t>
+            </w:r>
+            <w:r>
+              <w:rPr>
+                <w:rFonts w:ascii="Consolas" w:hAnsi="Consolas"/>
+                <w:sz w:val="18"/>
+              </w:rPr>
+              <w:t>re_included_at</w:t>
+            </w:r>
+            <w:r>
+              <w:rPr>
+                <w:sz w:val="18"/>
+              </w:rPr>
+              <w:t>/</w:t>
+            </w:r>
+            <w:r>
+              <w:rPr>
+                <w:rFonts w:ascii="Consolas" w:hAnsi="Consolas"/>
+                <w:sz w:val="18"/>
+              </w:rPr>
+              <w:t>re_included_by</w:t>
+            </w:r>
+            <w:r>
+              <w:rPr>
+                <w:sz w:val="18"/>
+              </w:rPr>
+              <w:t xml:space="preserve"> recorded; appraisee re-materialised into the cycle</w:t>
+            </w:r>
+          </w:p>
+        </w:tc>
+      </w:tr>
+      <w:tr>
+        <w:tc>
+          <w:tcPr>
+            <w:tcW w:type="dxa" w:w="4320"/>
+          </w:tcPr>
+          <w:p>
+            <w:r>
+              <w:rPr>
+                <w:sz w:val="18"/>
+              </w:rPr>
+              <w:t>Priority</w:t>
+            </w:r>
+          </w:p>
+        </w:tc>
+        <w:tc>
+          <w:tcPr>
+            <w:tcW w:type="dxa" w:w="4320"/>
+          </w:tcPr>
+          <w:p>
+            <w:r>
+              <w:rPr>
+                <w:sz w:val="18"/>
+              </w:rPr>
+              <w:t>P2</w:t>
+            </w:r>
+          </w:p>
+        </w:tc>
+      </w:tr>
+    </w:tbl>
+    <w:p/>
+    <w:p>
+      <w:pPr>
+        <w:pStyle w:val="Heading4"/>
+      </w:pPr>
+      <w:r>
+        <w:rPr>
+          <w:b/>
+          <w:color w:val="2E5B9E"/>
+          <w:sz w:val="24"/>
+        </w:rPr>
+        <w:t>TC-G08-131</w:t>
+      </w:r>
+    </w:p>
+    <w:tbl>
+      <w:tblPr>
+        <w:tblStyle w:val="LightGrid-Accent1"/>
+        <w:tblW w:type="auto" w:w="0"/>
+        <w:jc w:val="center"/>
+        <w:tblLook w:firstColumn="1" w:firstRow="1" w:lastColumn="0" w:lastRow="0" w:noHBand="0" w:noVBand="1" w:val="04A0"/>
+      </w:tblPr>
+      <w:tblGrid>
+        <w:gridCol w:w="4320"/>
+        <w:gridCol w:w="4320"/>
+      </w:tblGrid>
+      <w:tr>
+        <w:tc>
+          <w:tcPr>
+            <w:tcW w:type="dxa" w:w="4320"/>
+            <w:shd w:val="clear" w:color="auto" w:fill="DCE6F1"/>
+          </w:tcPr>
+          <w:p>
+            <w:r>
+              <w:rPr>
+                <w:b/>
+                <w:color w:val="1F3864"/>
+                <w:sz w:val="20"/>
+              </w:rPr>
+              <w:t>Field</w:t>
+            </w:r>
+          </w:p>
+        </w:tc>
+        <w:tc>
+          <w:tcPr>
+            <w:tcW w:type="dxa" w:w="4320"/>
+            <w:shd w:val="clear" w:color="auto" w:fill="DCE6F1"/>
+          </w:tcPr>
+          <w:p>
+            <w:r>
+              <w:rPr>
+                <w:b/>
+                <w:color w:val="1F3864"/>
+                <w:sz w:val="20"/>
+              </w:rPr>
+              <w:t>Value</w:t>
+            </w:r>
+          </w:p>
+        </w:tc>
+      </w:tr>
+      <w:tr>
+        <w:tc>
+          <w:tcPr>
+            <w:tcW w:type="dxa" w:w="4320"/>
+          </w:tcPr>
+          <w:p>
+            <w:r>
+              <w:rPr>
+                <w:sz w:val="18"/>
+              </w:rPr>
+              <w:t>Traces-to</w:t>
+            </w:r>
+          </w:p>
+        </w:tc>
+        <w:tc>
+          <w:tcPr>
+            <w:tcW w:type="dxa" w:w="4320"/>
+          </w:tcPr>
+          <w:p>
+            <w:r>
+              <w:rPr>
+                <w:sz w:val="18"/>
+              </w:rPr>
+              <w:t>FR-G08-01 (v3.2 E33 unique constraint)</w:t>
+            </w:r>
+          </w:p>
+        </w:tc>
+      </w:tr>
+      <w:tr>
+        <w:tc>
+          <w:tcPr>
+            <w:tcW w:type="dxa" w:w="4320"/>
+          </w:tcPr>
+          <w:p>
+            <w:r>
+              <w:rPr>
+                <w:sz w:val="18"/>
+              </w:rPr>
+              <w:t>Type</w:t>
+            </w:r>
+          </w:p>
+        </w:tc>
+        <w:tc>
+          <w:tcPr>
+            <w:tcW w:type="dxa" w:w="4320"/>
+          </w:tcPr>
+          <w:p>
+            <w:r>
+              <w:rPr>
+                <w:sz w:val="18"/>
+              </w:rPr>
+              <w:t>Negative</w:t>
+            </w:r>
+          </w:p>
+        </w:tc>
+      </w:tr>
+      <w:tr>
+        <w:tc>
+          <w:tcPr>
+            <w:tcW w:type="dxa" w:w="4320"/>
+          </w:tcPr>
+          <w:p>
+            <w:r>
+              <w:rPr>
+                <w:sz w:val="18"/>
+              </w:rPr>
+              <w:t>Title</w:t>
+            </w:r>
+          </w:p>
+        </w:tc>
+        <w:tc>
+          <w:tcPr>
+            <w:tcW w:type="dxa" w:w="4320"/>
+          </w:tcPr>
+          <w:p>
+            <w:r>
+              <w:rPr>
+                <w:sz w:val="18"/>
+              </w:rPr>
+              <w:t>Excluding an already-excluded appraisee is rejected</w:t>
+            </w:r>
+          </w:p>
+        </w:tc>
+      </w:tr>
+      <w:tr>
+        <w:tc>
+          <w:tcPr>
+            <w:tcW w:type="dxa" w:w="4320"/>
+          </w:tcPr>
+          <w:p>
+            <w:r>
+              <w:rPr>
+                <w:sz w:val="18"/>
+              </w:rPr>
+              <w:t>Preconditions</w:t>
+            </w:r>
+          </w:p>
+        </w:tc>
+        <w:tc>
+          <w:tcPr>
+            <w:tcW w:type="dxa" w:w="4320"/>
+          </w:tcPr>
+          <w:p>
+            <w:r>
+              <w:rPr>
+                <w:sz w:val="18"/>
+              </w:rPr>
+              <w:t>Appraisee already EXCLUDED on the cycle (TC-G08-129)</w:t>
+            </w:r>
+          </w:p>
+        </w:tc>
+      </w:tr>
+      <w:tr>
+        <w:tc>
+          <w:tcPr>
+            <w:tcW w:type="dxa" w:w="4320"/>
+          </w:tcPr>
+          <w:p>
+            <w:r>
+              <w:rPr>
+                <w:sz w:val="18"/>
+              </w:rPr>
+              <w:t>Test data</w:t>
+            </w:r>
+          </w:p>
+        </w:tc>
+        <w:tc>
+          <w:tcPr>
+            <w:tcW w:type="dxa" w:w="4320"/>
+          </w:tcPr>
+          <w:p>
+            <w:r>
+              <w:rPr>
+                <w:rFonts w:ascii="Consolas" w:hAnsi="Consolas"/>
+                <w:sz w:val="18"/>
+              </w:rPr>
+              <w:t>POST /g08/cycles/{cycleId}/exclusions</w:t>
+            </w:r>
+            <w:r>
+              <w:rPr>
+                <w:sz w:val="18"/>
+              </w:rPr>
+              <w:t xml:space="preserve"> {same appraisee_id}</w:t>
+            </w:r>
+          </w:p>
+        </w:tc>
+      </w:tr>
+      <w:tr>
+        <w:tc>
+          <w:tcPr>
+            <w:tcW w:type="dxa" w:w="4320"/>
+          </w:tcPr>
+          <w:p>
+            <w:r>
+              <w:rPr>
+                <w:sz w:val="18"/>
+              </w:rPr>
+              <w:t>Expected</w:t>
+            </w:r>
+          </w:p>
+        </w:tc>
+        <w:tc>
+          <w:tcPr>
+            <w:tcW w:type="dxa" w:w="4320"/>
+          </w:tcPr>
+          <w:p>
+            <w:r>
+              <w:rPr>
+                <w:sz w:val="18"/>
+              </w:rPr>
+              <w:t xml:space="preserve">409 </w:t>
+            </w:r>
+            <w:r>
+              <w:rPr>
+                <w:rFonts w:ascii="Consolas" w:hAnsi="Consolas"/>
+                <w:sz w:val="18"/>
+              </w:rPr>
+              <w:t>CONFLICT</w:t>
+            </w:r>
+            <w:r>
+              <w:rPr>
+                <w:sz w:val="18"/>
+              </w:rPr>
+              <w:t xml:space="preserve"> (uniqueness on </w:t>
+            </w:r>
+            <w:r>
+              <w:rPr>
+                <w:rFonts w:ascii="Consolas" w:hAnsi="Consolas"/>
+                <w:sz w:val="18"/>
+              </w:rPr>
+              <w:t>(tenant_id, cycle_id, appraisee_id)</w:t>
+            </w:r>
+            <w:r>
+              <w:rPr>
+                <w:sz w:val="18"/>
+              </w:rPr>
+              <w:t>); no duplicate</w:t>
+            </w:r>
+          </w:p>
+        </w:tc>
+      </w:tr>
+      <w:tr>
+        <w:tc>
+          <w:tcPr>
+            <w:tcW w:type="dxa" w:w="4320"/>
+          </w:tcPr>
+          <w:p>
+            <w:r>
+              <w:rPr>
+                <w:sz w:val="18"/>
+              </w:rPr>
+              <w:t>Priority</w:t>
+            </w:r>
+          </w:p>
+        </w:tc>
+        <w:tc>
+          <w:tcPr>
+            <w:tcW w:type="dxa" w:w="4320"/>
+          </w:tcPr>
+          <w:p>
+            <w:r>
+              <w:rPr>
+                <w:sz w:val="18"/>
+              </w:rPr>
+              <w:t>P2</w:t>
+            </w:r>
+          </w:p>
+        </w:tc>
+      </w:tr>
+    </w:tbl>
+    <w:p/>
+    <w:p>
+      <w:pPr>
+        <w:pStyle w:val="Heading4"/>
+      </w:pPr>
+      <w:r>
+        <w:rPr>
+          <w:b/>
+          <w:color w:val="2E5B9E"/>
+          <w:sz w:val="24"/>
+        </w:rPr>
+        <w:t>TC-G08-132</w:t>
+      </w:r>
+    </w:p>
+    <w:tbl>
+      <w:tblPr>
+        <w:tblStyle w:val="LightGrid-Accent1"/>
+        <w:tblW w:type="auto" w:w="0"/>
+        <w:jc w:val="center"/>
+        <w:tblLook w:firstColumn="1" w:firstRow="1" w:lastColumn="0" w:lastRow="0" w:noHBand="0" w:noVBand="1" w:val="04A0"/>
+      </w:tblPr>
+      <w:tblGrid>
+        <w:gridCol w:w="4320"/>
+        <w:gridCol w:w="4320"/>
+      </w:tblGrid>
+      <w:tr>
+        <w:tc>
+          <w:tcPr>
+            <w:tcW w:type="dxa" w:w="4320"/>
+            <w:shd w:val="clear" w:color="auto" w:fill="DCE6F1"/>
+          </w:tcPr>
+          <w:p>
+            <w:r>
+              <w:rPr>
+                <w:b/>
+                <w:color w:val="1F3864"/>
+                <w:sz w:val="20"/>
+              </w:rPr>
+              <w:t>Field</w:t>
+            </w:r>
+          </w:p>
+        </w:tc>
+        <w:tc>
+          <w:tcPr>
+            <w:tcW w:type="dxa" w:w="4320"/>
+            <w:shd w:val="clear" w:color="auto" w:fill="DCE6F1"/>
+          </w:tcPr>
+          <w:p>
+            <w:r>
+              <w:rPr>
+                <w:b/>
+                <w:color w:val="1F3864"/>
+                <w:sz w:val="20"/>
+              </w:rPr>
+              <w:t>Value</w:t>
+            </w:r>
+          </w:p>
+        </w:tc>
+      </w:tr>
+      <w:tr>
+        <w:tc>
+          <w:tcPr>
+            <w:tcW w:type="dxa" w:w="4320"/>
+          </w:tcPr>
+          <w:p>
+            <w:r>
+              <w:rPr>
+                <w:sz w:val="18"/>
+              </w:rPr>
+              <w:t>Traces-to</w:t>
+            </w:r>
+          </w:p>
+        </w:tc>
+        <w:tc>
+          <w:tcPr>
+            <w:tcW w:type="dxa" w:w="4320"/>
+          </w:tcPr>
+          <w:p>
+            <w:r>
+              <w:rPr>
+                <w:sz w:val="18"/>
+              </w:rPr>
+              <w:t>FR-G08-01 (v3.2 E33), ERR-G08-STATE</w:t>
+            </w:r>
+          </w:p>
+        </w:tc>
+      </w:tr>
+      <w:tr>
+        <w:tc>
+          <w:tcPr>
+            <w:tcW w:type="dxa" w:w="4320"/>
+          </w:tcPr>
+          <w:p>
+            <w:r>
+              <w:rPr>
+                <w:sz w:val="18"/>
+              </w:rPr>
+              <w:t>Type</w:t>
+            </w:r>
+          </w:p>
+        </w:tc>
+        <w:tc>
+          <w:tcPr>
+            <w:tcW w:type="dxa" w:w="4320"/>
+          </w:tcPr>
+          <w:p>
+            <w:r>
+              <w:rPr>
+                <w:sz w:val="18"/>
+              </w:rPr>
+              <w:t>Negative</w:t>
+            </w:r>
+          </w:p>
+        </w:tc>
+      </w:tr>
+      <w:tr>
+        <w:tc>
+          <w:tcPr>
+            <w:tcW w:type="dxa" w:w="4320"/>
+          </w:tcPr>
+          <w:p>
+            <w:r>
+              <w:rPr>
+                <w:sz w:val="18"/>
+              </w:rPr>
+              <w:t>Title</w:t>
+            </w:r>
+          </w:p>
+        </w:tc>
+        <w:tc>
+          <w:tcPr>
+            <w:tcW w:type="dxa" w:w="4320"/>
+          </w:tcPr>
+          <w:p>
+            <w:r>
+              <w:rPr>
+                <w:sz w:val="18"/>
+              </w:rPr>
+              <w:t>Reversing a PERMANENT cycle exclusion is blocked</w:t>
+            </w:r>
+          </w:p>
+        </w:tc>
+      </w:tr>
+      <w:tr>
+        <w:tc>
+          <w:tcPr>
+            <w:tcW w:type="dxa" w:w="4320"/>
+          </w:tcPr>
+          <w:p>
+            <w:r>
+              <w:rPr>
+                <w:sz w:val="18"/>
+              </w:rPr>
+              <w:t>Preconditions</w:t>
+            </w:r>
+          </w:p>
+        </w:tc>
+        <w:tc>
+          <w:tcPr>
+            <w:tcW w:type="dxa" w:w="4320"/>
+          </w:tcPr>
+          <w:p>
+            <w:r>
+              <w:rPr>
+                <w:sz w:val="18"/>
+              </w:rPr>
+              <w:t xml:space="preserve">An exclusion with </w:t>
+            </w:r>
+            <w:r>
+              <w:rPr>
+                <w:rFonts w:ascii="Consolas" w:hAnsi="Consolas"/>
+                <w:sz w:val="18"/>
+              </w:rPr>
+              <w:t>reversibility=PERMANENT</w:t>
+            </w:r>
+            <w:r>
+              <w:rPr>
+                <w:sz w:val="18"/>
+              </w:rPr>
+              <w:t xml:space="preserve">, </w:t>
+            </w:r>
+            <w:r>
+              <w:rPr>
+                <w:rFonts w:ascii="Consolas" w:hAnsi="Consolas"/>
+                <w:sz w:val="18"/>
+              </w:rPr>
+              <w:t>status=EXCLUDED</w:t>
+            </w:r>
+          </w:p>
+        </w:tc>
+      </w:tr>
+      <w:tr>
+        <w:tc>
+          <w:tcPr>
+            <w:tcW w:type="dxa" w:w="4320"/>
+          </w:tcPr>
+          <w:p>
+            <w:r>
+              <w:rPr>
+                <w:sz w:val="18"/>
+              </w:rPr>
+              <w:t>Test data</w:t>
+            </w:r>
+          </w:p>
+        </w:tc>
+        <w:tc>
+          <w:tcPr>
+            <w:tcW w:type="dxa" w:w="4320"/>
+          </w:tcPr>
+          <w:p>
+            <w:r>
+              <w:rPr>
+                <w:rFonts w:ascii="Consolas" w:hAnsi="Consolas"/>
+                <w:sz w:val="18"/>
+              </w:rPr>
+              <w:t>POST /g08/cycles/{cycleId}/exclusions/{exclusionId}/reverse</w:t>
+            </w:r>
+          </w:p>
+        </w:tc>
+      </w:tr>
+      <w:tr>
+        <w:tc>
+          <w:tcPr>
+            <w:tcW w:type="dxa" w:w="4320"/>
+          </w:tcPr>
+          <w:p>
+            <w:r>
+              <w:rPr>
+                <w:sz w:val="18"/>
+              </w:rPr>
+              <w:t>Expected</w:t>
+            </w:r>
+          </w:p>
+        </w:tc>
+        <w:tc>
+          <w:tcPr>
+            <w:tcW w:type="dxa" w:w="4320"/>
+          </w:tcPr>
+          <w:p>
+            <w:r>
+              <w:rPr>
+                <w:sz w:val="18"/>
+              </w:rPr>
+              <w:t xml:space="preserve">409 </w:t>
+            </w:r>
+            <w:r>
+              <w:rPr>
+                <w:rFonts w:ascii="Consolas" w:hAnsi="Consolas"/>
+                <w:sz w:val="18"/>
+              </w:rPr>
+              <w:t>CONFLICT</w:t>
+            </w:r>
+            <w:r>
+              <w:rPr>
+                <w:sz w:val="18"/>
+              </w:rPr>
+              <w:t xml:space="preserve"> </w:t>
+            </w:r>
+            <w:r>
+              <w:rPr>
+                <w:rFonts w:ascii="Consolas" w:hAnsi="Consolas"/>
+                <w:sz w:val="18"/>
+              </w:rPr>
+              <w:t>ERR-G08-STATE</w:t>
+            </w:r>
+            <w:r>
+              <w:rPr>
+                <w:sz w:val="18"/>
+              </w:rPr>
+              <w:t>; remains EXCLUDED; no re-inclusion</w:t>
+            </w:r>
+          </w:p>
+        </w:tc>
+      </w:tr>
+      <w:tr>
+        <w:tc>
+          <w:tcPr>
+            <w:tcW w:type="dxa" w:w="4320"/>
+          </w:tcPr>
+          <w:p>
+            <w:r>
+              <w:rPr>
+                <w:sz w:val="18"/>
+              </w:rPr>
+              <w:t>Priority</w:t>
+            </w:r>
+          </w:p>
+        </w:tc>
+        <w:tc>
+          <w:tcPr>
+            <w:tcW w:type="dxa" w:w="4320"/>
+          </w:tcPr>
+          <w:p>
+            <w:r>
+              <w:rPr>
+                <w:sz w:val="18"/>
+              </w:rPr>
+              <w:t>P2</w:t>
+            </w:r>
+          </w:p>
+        </w:tc>
+      </w:tr>
+    </w:tbl>
+    <w:p/>
+    <w:p>
+      <w:pPr>
+        <w:pStyle w:val="Heading4"/>
+      </w:pPr>
+      <w:r>
+        <w:rPr>
+          <w:b/>
+          <w:color w:val="2E5B9E"/>
+          <w:sz w:val="24"/>
+        </w:rPr>
+        <w:t>TC-G08-133</w:t>
+      </w:r>
+    </w:p>
+    <w:tbl>
+      <w:tblPr>
+        <w:tblStyle w:val="LightGrid-Accent1"/>
+        <w:tblW w:type="auto" w:w="0"/>
+        <w:jc w:val="center"/>
+        <w:tblLook w:firstColumn="1" w:firstRow="1" w:lastColumn="0" w:lastRow="0" w:noHBand="0" w:noVBand="1" w:val="04A0"/>
+      </w:tblPr>
+      <w:tblGrid>
+        <w:gridCol w:w="4320"/>
+        <w:gridCol w:w="4320"/>
+      </w:tblGrid>
+      <w:tr>
+        <w:tc>
+          <w:tcPr>
+            <w:tcW w:type="dxa" w:w="4320"/>
+            <w:shd w:val="clear" w:color="auto" w:fill="DCE6F1"/>
+          </w:tcPr>
+          <w:p>
+            <w:r>
+              <w:rPr>
+                <w:b/>
+                <w:color w:val="1F3864"/>
+                <w:sz w:val="20"/>
+              </w:rPr>
+              <w:t>Field</w:t>
+            </w:r>
+          </w:p>
+        </w:tc>
+        <w:tc>
+          <w:tcPr>
+            <w:tcW w:type="dxa" w:w="4320"/>
+            <w:shd w:val="clear" w:color="auto" w:fill="DCE6F1"/>
+          </w:tcPr>
+          <w:p>
+            <w:r>
+              <w:rPr>
+                <w:b/>
+                <w:color w:val="1F3864"/>
+                <w:sz w:val="20"/>
+              </w:rPr>
+              <w:t>Value</w:t>
+            </w:r>
+          </w:p>
+        </w:tc>
+      </w:tr>
+      <w:tr>
+        <w:tc>
+          <w:tcPr>
+            <w:tcW w:type="dxa" w:w="4320"/>
+          </w:tcPr>
+          <w:p>
+            <w:r>
+              <w:rPr>
+                <w:sz w:val="18"/>
+              </w:rPr>
+              <w:t>Traces-to</w:t>
+            </w:r>
+          </w:p>
+        </w:tc>
+        <w:tc>
+          <w:tcPr>
+            <w:tcW w:type="dxa" w:w="4320"/>
+          </w:tcPr>
+          <w:p>
+            <w:r>
+              <w:rPr>
+                <w:sz w:val="18"/>
+              </w:rPr>
+              <w:t>FR-G08-21 (v3.2 E34 probation_confirmations)</w:t>
+            </w:r>
+          </w:p>
+        </w:tc>
+      </w:tr>
+      <w:tr>
+        <w:tc>
+          <w:tcPr>
+            <w:tcW w:type="dxa" w:w="4320"/>
+          </w:tcPr>
+          <w:p>
+            <w:r>
+              <w:rPr>
+                <w:sz w:val="18"/>
+              </w:rPr>
+              <w:t>Type</w:t>
+            </w:r>
+          </w:p>
+        </w:tc>
+        <w:tc>
+          <w:tcPr>
+            <w:tcW w:type="dxa" w:w="4320"/>
+          </w:tcPr>
+          <w:p>
+            <w:r>
+              <w:rPr>
+                <w:sz w:val="18"/>
+              </w:rPr>
+              <w:t>Functional</w:t>
+            </w:r>
+          </w:p>
+        </w:tc>
+      </w:tr>
+      <w:tr>
+        <w:tc>
+          <w:tcPr>
+            <w:tcW w:type="dxa" w:w="4320"/>
+          </w:tcPr>
+          <w:p>
+            <w:r>
+              <w:rPr>
+                <w:sz w:val="18"/>
+              </w:rPr>
+              <w:t>Title</w:t>
+            </w:r>
+          </w:p>
+        </w:tc>
+        <w:tc>
+          <w:tcPr>
+            <w:tcW w:type="dxa" w:w="4320"/>
+          </w:tcPr>
+          <w:p>
+            <w:r>
+              <w:rPr>
+                <w:sz w:val="18"/>
+              </w:rPr>
+              <w:t>Manager recommends confirmation, HR approves → CONFIRMED</w:t>
+            </w:r>
+          </w:p>
+        </w:tc>
+      </w:tr>
+      <w:tr>
+        <w:tc>
+          <w:tcPr>
+            <w:tcW w:type="dxa" w:w="4320"/>
+          </w:tcPr>
+          <w:p>
+            <w:r>
+              <w:rPr>
+                <w:sz w:val="18"/>
+              </w:rPr>
+              <w:t>Preconditions</w:t>
+            </w:r>
+          </w:p>
+        </w:tc>
+        <w:tc>
+          <w:tcPr>
+            <w:tcW w:type="dxa" w:w="4320"/>
+          </w:tcPr>
+          <w:p>
+            <w:r>
+              <w:rPr>
+                <w:sz w:val="18"/>
+              </w:rPr>
+              <w:t>Probation record open (</w:t>
+            </w:r>
+            <w:r>
+              <w:rPr>
+                <w:rFonts w:ascii="Consolas" w:hAnsi="Consolas"/>
+                <w:sz w:val="18"/>
+              </w:rPr>
+              <w:t>status=IN_PROBATION</w:t>
+            </w:r>
+            <w:r>
+              <w:rPr>
+                <w:sz w:val="18"/>
+              </w:rPr>
+              <w:t xml:space="preserve">); </w:t>
+            </w:r>
+            <w:r>
+              <w:rPr>
+                <w:rFonts w:ascii="Consolas" w:hAnsi="Consolas"/>
+                <w:sz w:val="18"/>
+              </w:rPr>
+              <w:t>RO1</w:t>
+            </w:r>
+            <w:r>
+              <w:rPr>
+                <w:sz w:val="18"/>
+              </w:rPr>
+              <w:t xml:space="preserve"> = recommending manager; </w:t>
+            </w:r>
+            <w:r>
+              <w:rPr>
+                <w:rFonts w:ascii="Consolas" w:hAnsi="Consolas"/>
+                <w:sz w:val="18"/>
+              </w:rPr>
+              <w:t>HR-CELL</w:t>
+            </w:r>
+            <w:r>
+              <w:rPr>
+                <w:sz w:val="18"/>
+              </w:rPr>
+              <w:t xml:space="preserve"> distinct approver</w:t>
+            </w:r>
+          </w:p>
+        </w:tc>
+      </w:tr>
+      <w:tr>
+        <w:tc>
+          <w:tcPr>
+            <w:tcW w:type="dxa" w:w="4320"/>
+          </w:tcPr>
+          <w:p>
+            <w:r>
+              <w:rPr>
+                <w:sz w:val="18"/>
+              </w:rPr>
+              <w:t>Test data</w:t>
+            </w:r>
+          </w:p>
+        </w:tc>
+        <w:tc>
+          <w:tcPr>
+            <w:tcW w:type="dxa" w:w="4320"/>
+          </w:tcPr>
+          <w:p>
+            <w:r>
+              <w:rPr>
+                <w:rFonts w:ascii="Consolas" w:hAnsi="Consolas"/>
+                <w:sz w:val="18"/>
+              </w:rPr>
+              <w:t>POST /g08/probation-confirmations</w:t>
+            </w:r>
+            <w:r>
+              <w:rPr>
+                <w:sz w:val="18"/>
+              </w:rPr>
+              <w:t xml:space="preserve"> {confirmation_no:</w:t>
+            </w:r>
+            <w:r>
+              <w:rPr>
+                <w:rFonts w:ascii="Consolas" w:hAnsi="Consolas"/>
+                <w:sz w:val="18"/>
+              </w:rPr>
+              <w:t>PC-001</w:t>
+            </w:r>
+            <w:r>
+              <w:rPr>
+                <w:sz w:val="18"/>
+              </w:rPr>
+              <w:t xml:space="preserve">, appraisee_id, date_of_joining, probation_end_date} → </w:t>
+            </w:r>
+            <w:r>
+              <w:rPr>
+                <w:rFonts w:ascii="Consolas" w:hAnsi="Consolas"/>
+                <w:sz w:val="18"/>
+              </w:rPr>
+              <w:t>POST .../{id}/recommend</w:t>
+            </w:r>
+            <w:r>
+              <w:rPr>
+                <w:sz w:val="18"/>
+              </w:rPr>
+              <w:t xml:space="preserve"> {manager_recommendation:</w:t>
+            </w:r>
+            <w:r>
+              <w:rPr>
+                <w:rFonts w:ascii="Consolas" w:hAnsi="Consolas"/>
+                <w:sz w:val="18"/>
+              </w:rPr>
+              <w:t>RECOMMEND_CONFIRMATION</w:t>
+            </w:r>
+            <w:r>
+              <w:rPr>
+                <w:sz w:val="18"/>
+              </w:rPr>
+              <w:t xml:space="preserve">, manager_comments} → </w:t>
+            </w:r>
+            <w:r>
+              <w:rPr>
+                <w:rFonts w:ascii="Consolas" w:hAnsi="Consolas"/>
+                <w:sz w:val="18"/>
+              </w:rPr>
+              <w:t>POST .../{id}/approve</w:t>
+            </w:r>
+            <w:r>
+              <w:rPr>
+                <w:sz w:val="18"/>
+              </w:rPr>
+              <w:t xml:space="preserve"> {confirmation_effective_date, hr_approver_id}</w:t>
+            </w:r>
+          </w:p>
+        </w:tc>
+      </w:tr>
+      <w:tr>
+        <w:tc>
+          <w:tcPr>
+            <w:tcW w:type="dxa" w:w="4320"/>
+          </w:tcPr>
+          <w:p>
+            <w:r>
+              <w:rPr>
+                <w:sz w:val="18"/>
+              </w:rPr>
+              <w:t>Steps</w:t>
+            </w:r>
+          </w:p>
+        </w:tc>
+        <w:tc>
+          <w:tcPr>
+            <w:tcW w:type="dxa" w:w="4320"/>
+          </w:tcPr>
+          <w:p>
+            <w:r>
+              <w:rPr>
+                <w:sz w:val="18"/>
+              </w:rPr>
+              <w:t>1. Open record. 2. Manager recommends confirmation (→PENDING_HR_APPROVAL). 3. HR approves.</w:t>
+            </w:r>
+          </w:p>
+        </w:tc>
+      </w:tr>
+      <w:tr>
+        <w:tc>
+          <w:tcPr>
+            <w:tcW w:type="dxa" w:w="4320"/>
+          </w:tcPr>
+          <w:p>
+            <w:r>
+              <w:rPr>
+                <w:sz w:val="18"/>
+              </w:rPr>
+              <w:t>Expected</w:t>
+            </w:r>
+          </w:p>
+        </w:tc>
+        <w:tc>
+          <w:tcPr>
+            <w:tcW w:type="dxa" w:w="4320"/>
+          </w:tcPr>
+          <w:p>
+            <w:r>
+              <w:rPr>
+                <w:sz w:val="18"/>
+              </w:rPr>
+              <w:t xml:space="preserve">201 open; 200 recommend (status </w:t>
+            </w:r>
+            <w:r>
+              <w:rPr>
+                <w:rFonts w:ascii="Consolas" w:hAnsi="Consolas"/>
+                <w:sz w:val="18"/>
+              </w:rPr>
+              <w:t>PENDING_HR_APPROVAL</w:t>
+            </w:r>
+            <w:r>
+              <w:rPr>
+                <w:sz w:val="18"/>
+              </w:rPr>
+              <w:t xml:space="preserve">, recommendation stored); 200 approve (status </w:t>
+            </w:r>
+            <w:r>
+              <w:rPr>
+                <w:rFonts w:ascii="Consolas" w:hAnsi="Consolas"/>
+                <w:sz w:val="18"/>
+              </w:rPr>
+              <w:t>CONFIRMED</w:t>
+            </w:r>
+            <w:r>
+              <w:rPr>
+                <w:sz w:val="18"/>
+              </w:rPr>
+              <w:t xml:space="preserve">, </w:t>
+            </w:r>
+            <w:r>
+              <w:rPr>
+                <w:rFonts w:ascii="Consolas" w:hAnsi="Consolas"/>
+                <w:sz w:val="18"/>
+              </w:rPr>
+              <w:t>hr_approved_at</w:t>
+            </w:r>
+            <w:r>
+              <w:rPr>
+                <w:sz w:val="18"/>
+              </w:rPr>
+              <w:t xml:space="preserve"> set, effective date recorded); probation-confirmation feed to G01/M02</w:t>
+            </w:r>
+          </w:p>
+        </w:tc>
+      </w:tr>
+      <w:tr>
+        <w:tc>
+          <w:tcPr>
+            <w:tcW w:type="dxa" w:w="4320"/>
+          </w:tcPr>
+          <w:p>
+            <w:r>
+              <w:rPr>
+                <w:sz w:val="18"/>
+              </w:rPr>
+              <w:t>Priority</w:t>
+            </w:r>
+          </w:p>
+        </w:tc>
+        <w:tc>
+          <w:tcPr>
+            <w:tcW w:type="dxa" w:w="4320"/>
+          </w:tcPr>
+          <w:p>
+            <w:r>
+              <w:rPr>
+                <w:sz w:val="18"/>
+              </w:rPr>
+              <w:t>P1</w:t>
+            </w:r>
+          </w:p>
+        </w:tc>
+      </w:tr>
+    </w:tbl>
+    <w:p/>
+    <w:p>
+      <w:pPr>
+        <w:pStyle w:val="Heading4"/>
+      </w:pPr>
+      <w:r>
+        <w:rPr>
+          <w:b/>
+          <w:color w:val="2E5B9E"/>
+          <w:sz w:val="24"/>
+        </w:rPr>
+        <w:t>TC-G08-134</w:t>
+      </w:r>
+    </w:p>
+    <w:tbl>
+      <w:tblPr>
+        <w:tblStyle w:val="LightGrid-Accent1"/>
+        <w:tblW w:type="auto" w:w="0"/>
+        <w:jc w:val="center"/>
+        <w:tblLook w:firstColumn="1" w:firstRow="1" w:lastColumn="0" w:lastRow="0" w:noHBand="0" w:noVBand="1" w:val="04A0"/>
+      </w:tblPr>
+      <w:tblGrid>
+        <w:gridCol w:w="4320"/>
+        <w:gridCol w:w="4320"/>
+      </w:tblGrid>
+      <w:tr>
+        <w:tc>
+          <w:tcPr>
+            <w:tcW w:type="dxa" w:w="4320"/>
+            <w:shd w:val="clear" w:color="auto" w:fill="DCE6F1"/>
+          </w:tcPr>
+          <w:p>
+            <w:r>
+              <w:rPr>
+                <w:b/>
+                <w:color w:val="1F3864"/>
+                <w:sz w:val="20"/>
+              </w:rPr>
+              <w:t>Field</w:t>
+            </w:r>
+          </w:p>
+        </w:tc>
+        <w:tc>
+          <w:tcPr>
+            <w:tcW w:type="dxa" w:w="4320"/>
+            <w:shd w:val="clear" w:color="auto" w:fill="DCE6F1"/>
+          </w:tcPr>
+          <w:p>
+            <w:r>
+              <w:rPr>
+                <w:b/>
+                <w:color w:val="1F3864"/>
+                <w:sz w:val="20"/>
+              </w:rPr>
+              <w:t>Value</w:t>
+            </w:r>
+          </w:p>
+        </w:tc>
+      </w:tr>
+      <w:tr>
+        <w:tc>
+          <w:tcPr>
+            <w:tcW w:type="dxa" w:w="4320"/>
+          </w:tcPr>
+          <w:p>
+            <w:r>
+              <w:rPr>
+                <w:sz w:val="18"/>
+              </w:rPr>
+              <w:t>Traces-to</w:t>
+            </w:r>
+          </w:p>
+        </w:tc>
+        <w:tc>
+          <w:tcPr>
+            <w:tcW w:type="dxa" w:w="4320"/>
+          </w:tcPr>
+          <w:p>
+            <w:r>
+              <w:rPr>
+                <w:sz w:val="18"/>
+              </w:rPr>
+              <w:t>FR-G08-21 (v3.2 E34 extension)</w:t>
+            </w:r>
+          </w:p>
+        </w:tc>
+      </w:tr>
+      <w:tr>
+        <w:tc>
+          <w:tcPr>
+            <w:tcW w:type="dxa" w:w="4320"/>
+          </w:tcPr>
+          <w:p>
+            <w:r>
+              <w:rPr>
+                <w:sz w:val="18"/>
+              </w:rPr>
+              <w:t>Type</w:t>
+            </w:r>
+          </w:p>
+        </w:tc>
+        <w:tc>
+          <w:tcPr>
+            <w:tcW w:type="dxa" w:w="4320"/>
+          </w:tcPr>
+          <w:p>
+            <w:r>
+              <w:rPr>
+                <w:sz w:val="18"/>
+              </w:rPr>
+              <w:t>State-Transition</w:t>
+            </w:r>
+          </w:p>
+        </w:tc>
+      </w:tr>
+      <w:tr>
+        <w:tc>
+          <w:tcPr>
+            <w:tcW w:type="dxa" w:w="4320"/>
+          </w:tcPr>
+          <w:p>
+            <w:r>
+              <w:rPr>
+                <w:sz w:val="18"/>
+              </w:rPr>
+              <w:t>Title</w:t>
+            </w:r>
+          </w:p>
+        </w:tc>
+        <w:tc>
+          <w:tcPr>
+            <w:tcW w:type="dxa" w:w="4320"/>
+          </w:tcPr>
+          <w:p>
+            <w:r>
+              <w:rPr>
+                <w:sz w:val="18"/>
+              </w:rPr>
+              <w:t>Manager recommends extension then probation is extended → EXTENDED</w:t>
+            </w:r>
+          </w:p>
+        </w:tc>
+      </w:tr>
+      <w:tr>
+        <w:tc>
+          <w:tcPr>
+            <w:tcW w:type="dxa" w:w="4320"/>
+          </w:tcPr>
+          <w:p>
+            <w:r>
+              <w:rPr>
+                <w:sz w:val="18"/>
+              </w:rPr>
+              <w:t>Preconditions</w:t>
+            </w:r>
+          </w:p>
+        </w:tc>
+        <w:tc>
+          <w:tcPr>
+            <w:tcW w:type="dxa" w:w="4320"/>
+          </w:tcPr>
+          <w:p>
+            <w:r>
+              <w:rPr>
+                <w:sz w:val="18"/>
+              </w:rPr>
+              <w:t xml:space="preserve">Probation record </w:t>
+            </w:r>
+            <w:r>
+              <w:rPr>
+                <w:rFonts w:ascii="Consolas" w:hAnsi="Consolas"/>
+                <w:sz w:val="18"/>
+              </w:rPr>
+              <w:t>IN_PROBATION</w:t>
+            </w:r>
+            <w:r>
+              <w:rPr>
+                <w:sz w:val="18"/>
+              </w:rPr>
+              <w:t xml:space="preserve"> / </w:t>
+            </w:r>
+            <w:r>
+              <w:rPr>
+                <w:rFonts w:ascii="Consolas" w:hAnsi="Consolas"/>
+                <w:sz w:val="18"/>
+              </w:rPr>
+              <w:t>PENDING_MANAGER</w:t>
+            </w:r>
+          </w:p>
+        </w:tc>
+      </w:tr>
+      <w:tr>
+        <w:tc>
+          <w:tcPr>
+            <w:tcW w:type="dxa" w:w="4320"/>
+          </w:tcPr>
+          <w:p>
+            <w:r>
+              <w:rPr>
+                <w:sz w:val="18"/>
+              </w:rPr>
+              <w:t>Test data</w:t>
+            </w:r>
+          </w:p>
+        </w:tc>
+        <w:tc>
+          <w:tcPr>
+            <w:tcW w:type="dxa" w:w="4320"/>
+          </w:tcPr>
+          <w:p>
+            <w:r>
+              <w:rPr>
+                <w:rFonts w:ascii="Consolas" w:hAnsi="Consolas"/>
+                <w:sz w:val="18"/>
+              </w:rPr>
+              <w:t>POST .../{id}/recommend</w:t>
+            </w:r>
+            <w:r>
+              <w:rPr>
+                <w:sz w:val="18"/>
+              </w:rPr>
+              <w:t xml:space="preserve"> {manager_recommendation:</w:t>
+            </w:r>
+            <w:r>
+              <w:rPr>
+                <w:rFonts w:ascii="Consolas" w:hAnsi="Consolas"/>
+                <w:sz w:val="18"/>
+              </w:rPr>
+              <w:t>RECOMMEND_EXTENSION</w:t>
+            </w:r>
+            <w:r>
+              <w:rPr>
+                <w:sz w:val="18"/>
+              </w:rPr>
+              <w:t xml:space="preserve">} → </w:t>
+            </w:r>
+            <w:r>
+              <w:rPr>
+                <w:rFonts w:ascii="Consolas" w:hAnsi="Consolas"/>
+                <w:sz w:val="18"/>
+              </w:rPr>
+              <w:t>POST .../{id}/extend</w:t>
+            </w:r>
+            <w:r>
+              <w:rPr>
+                <w:sz w:val="18"/>
+              </w:rPr>
+              <w:t xml:space="preserve"> {extension_months:3, probation_end_date:</w:t>
+            </w:r>
+            <w:r>
+              <w:rPr>
+                <w:rFonts w:ascii="Consolas" w:hAnsi="Consolas"/>
+                <w:sz w:val="18"/>
+              </w:rPr>
+              <w:t>2026-12-11</w:t>
+            </w:r>
+            <w:r>
+              <w:rPr>
+                <w:sz w:val="18"/>
+              </w:rPr>
+              <w:t>}</w:t>
+            </w:r>
+          </w:p>
+        </w:tc>
+      </w:tr>
+      <w:tr>
+        <w:tc>
+          <w:tcPr>
+            <w:tcW w:type="dxa" w:w="4320"/>
+          </w:tcPr>
+          <w:p>
+            <w:r>
+              <w:rPr>
+                <w:sz w:val="18"/>
+              </w:rPr>
+              <w:t>Expected</w:t>
+            </w:r>
+          </w:p>
+        </w:tc>
+        <w:tc>
+          <w:tcPr>
+            <w:tcW w:type="dxa" w:w="4320"/>
+          </w:tcPr>
+          <w:p>
+            <w:r>
+              <w:rPr>
+                <w:sz w:val="18"/>
+              </w:rPr>
+              <w:t xml:space="preserve">200 on both; </w:t>
+            </w:r>
+            <w:r>
+              <w:rPr>
+                <w:rFonts w:ascii="Consolas" w:hAnsi="Consolas"/>
+                <w:sz w:val="18"/>
+              </w:rPr>
+              <w:t>status=EXTENDED</w:t>
+            </w:r>
+            <w:r>
+              <w:rPr>
+                <w:sz w:val="18"/>
+              </w:rPr>
+              <w:t xml:space="preserve">; </w:t>
+            </w:r>
+            <w:r>
+              <w:rPr>
+                <w:rFonts w:ascii="Consolas" w:hAnsi="Consolas"/>
+                <w:sz w:val="18"/>
+              </w:rPr>
+              <w:t>extension_months=3</w:t>
+            </w:r>
+            <w:r>
+              <w:rPr>
+                <w:sz w:val="18"/>
+              </w:rPr>
+              <w:t xml:space="preserve">; new </w:t>
+            </w:r>
+            <w:r>
+              <w:rPr>
+                <w:rFonts w:ascii="Consolas" w:hAnsi="Consolas"/>
+                <w:sz w:val="18"/>
+              </w:rPr>
+              <w:t>probation_end_date</w:t>
+            </w:r>
+            <w:r>
+              <w:rPr>
+                <w:sz w:val="18"/>
+              </w:rPr>
+              <w:t xml:space="preserve"> recorded</w:t>
+            </w:r>
+          </w:p>
+        </w:tc>
+      </w:tr>
+      <w:tr>
+        <w:tc>
+          <w:tcPr>
+            <w:tcW w:type="dxa" w:w="4320"/>
+          </w:tcPr>
+          <w:p>
+            <w:r>
+              <w:rPr>
+                <w:sz w:val="18"/>
+              </w:rPr>
+              <w:t>Priority</w:t>
+            </w:r>
+          </w:p>
+        </w:tc>
+        <w:tc>
+          <w:tcPr>
+            <w:tcW w:type="dxa" w:w="4320"/>
+          </w:tcPr>
+          <w:p>
+            <w:r>
+              <w:rPr>
+                <w:sz w:val="18"/>
+              </w:rPr>
+              <w:t>P2</w:t>
+            </w:r>
+          </w:p>
+        </w:tc>
+      </w:tr>
+    </w:tbl>
+    <w:p/>
+    <w:p>
+      <w:pPr>
+        <w:pStyle w:val="Heading4"/>
+      </w:pPr>
+      <w:r>
+        <w:rPr>
+          <w:b/>
+          <w:color w:val="2E5B9E"/>
+          <w:sz w:val="24"/>
+        </w:rPr>
+        <w:t>TC-G08-135</w:t>
+      </w:r>
+    </w:p>
+    <w:tbl>
+      <w:tblPr>
+        <w:tblStyle w:val="LightGrid-Accent1"/>
+        <w:tblW w:type="auto" w:w="0"/>
+        <w:jc w:val="center"/>
+        <w:tblLook w:firstColumn="1" w:firstRow="1" w:lastColumn="0" w:lastRow="0" w:noHBand="0" w:noVBand="1" w:val="04A0"/>
+      </w:tblPr>
+      <w:tblGrid>
+        <w:gridCol w:w="4320"/>
+        <w:gridCol w:w="4320"/>
+      </w:tblGrid>
+      <w:tr>
+        <w:tc>
+          <w:tcPr>
+            <w:tcW w:type="dxa" w:w="4320"/>
+            <w:shd w:val="clear" w:color="auto" w:fill="DCE6F1"/>
+          </w:tcPr>
+          <w:p>
+            <w:r>
+              <w:rPr>
+                <w:b/>
+                <w:color w:val="1F3864"/>
+                <w:sz w:val="20"/>
+              </w:rPr>
+              <w:t>Field</w:t>
+            </w:r>
+          </w:p>
+        </w:tc>
+        <w:tc>
+          <w:tcPr>
+            <w:tcW w:type="dxa" w:w="4320"/>
+            <w:shd w:val="clear" w:color="auto" w:fill="DCE6F1"/>
+          </w:tcPr>
+          <w:p>
+            <w:r>
+              <w:rPr>
+                <w:b/>
+                <w:color w:val="1F3864"/>
+                <w:sz w:val="20"/>
+              </w:rPr>
+              <w:t>Value</w:t>
+            </w:r>
+          </w:p>
+        </w:tc>
+      </w:tr>
+      <w:tr>
+        <w:tc>
+          <w:tcPr>
+            <w:tcW w:type="dxa" w:w="4320"/>
+          </w:tcPr>
+          <w:p>
+            <w:r>
+              <w:rPr>
+                <w:sz w:val="18"/>
+              </w:rPr>
+              <w:t>Traces-to</w:t>
+            </w:r>
+          </w:p>
+        </w:tc>
+        <w:tc>
+          <w:tcPr>
+            <w:tcW w:type="dxa" w:w="4320"/>
+          </w:tcPr>
+          <w:p>
+            <w:r>
+              <w:rPr>
+                <w:sz w:val="18"/>
+              </w:rPr>
+              <w:t>FR-G08-21 (v3.2 E34 lifecycle), ERR-G08-STATE</w:t>
+            </w:r>
+          </w:p>
+        </w:tc>
+      </w:tr>
+      <w:tr>
+        <w:tc>
+          <w:tcPr>
+            <w:tcW w:type="dxa" w:w="4320"/>
+          </w:tcPr>
+          <w:p>
+            <w:r>
+              <w:rPr>
+                <w:sz w:val="18"/>
+              </w:rPr>
+              <w:t>Type</w:t>
+            </w:r>
+          </w:p>
+        </w:tc>
+        <w:tc>
+          <w:tcPr>
+            <w:tcW w:type="dxa" w:w="4320"/>
+          </w:tcPr>
+          <w:p>
+            <w:r>
+              <w:rPr>
+                <w:sz w:val="18"/>
+              </w:rPr>
+              <w:t>Negative</w:t>
+            </w:r>
+          </w:p>
+        </w:tc>
+      </w:tr>
+      <w:tr>
+        <w:tc>
+          <w:tcPr>
+            <w:tcW w:type="dxa" w:w="4320"/>
+          </w:tcPr>
+          <w:p>
+            <w:r>
+              <w:rPr>
+                <w:sz w:val="18"/>
+              </w:rPr>
+              <w:t>Title</w:t>
+            </w:r>
+          </w:p>
+        </w:tc>
+        <w:tc>
+          <w:tcPr>
+            <w:tcW w:type="dxa" w:w="4320"/>
+          </w:tcPr>
+          <w:p>
+            <w:r>
+              <w:rPr>
+                <w:sz w:val="18"/>
+              </w:rPr>
+              <w:t>Approving a probation confirmation before any manager recommendation is blocked</w:t>
+            </w:r>
+          </w:p>
+        </w:tc>
+      </w:tr>
+      <w:tr>
+        <w:tc>
+          <w:tcPr>
+            <w:tcW w:type="dxa" w:w="4320"/>
+          </w:tcPr>
+          <w:p>
+            <w:r>
+              <w:rPr>
+                <w:sz w:val="18"/>
+              </w:rPr>
+              <w:t>Preconditions</w:t>
+            </w:r>
+          </w:p>
+        </w:tc>
+        <w:tc>
+          <w:tcPr>
+            <w:tcW w:type="dxa" w:w="4320"/>
+          </w:tcPr>
+          <w:p>
+            <w:r>
+              <w:rPr>
+                <w:sz w:val="18"/>
+              </w:rPr>
+              <w:t xml:space="preserve">Probation record </w:t>
+            </w:r>
+            <w:r>
+              <w:rPr>
+                <w:rFonts w:ascii="Consolas" w:hAnsi="Consolas"/>
+                <w:sz w:val="18"/>
+              </w:rPr>
+              <w:t>IN_PROBATION</w:t>
+            </w:r>
+            <w:r>
+              <w:rPr>
+                <w:sz w:val="18"/>
+              </w:rPr>
+              <w:t xml:space="preserve"> with no recommendation recorded</w:t>
+            </w:r>
+          </w:p>
+        </w:tc>
+      </w:tr>
+      <w:tr>
+        <w:tc>
+          <w:tcPr>
+            <w:tcW w:type="dxa" w:w="4320"/>
+          </w:tcPr>
+          <w:p>
+            <w:r>
+              <w:rPr>
+                <w:sz w:val="18"/>
+              </w:rPr>
+              <w:t>Test data</w:t>
+            </w:r>
+          </w:p>
+        </w:tc>
+        <w:tc>
+          <w:tcPr>
+            <w:tcW w:type="dxa" w:w="4320"/>
+          </w:tcPr>
+          <w:p>
+            <w:r>
+              <w:rPr>
+                <w:rFonts w:ascii="Consolas" w:hAnsi="Consolas"/>
+                <w:sz w:val="18"/>
+              </w:rPr>
+              <w:t>POST /g08/probation-confirmations/{id}/approve</w:t>
+            </w:r>
+            <w:r>
+              <w:rPr>
+                <w:sz w:val="18"/>
+              </w:rPr>
+              <w:t xml:space="preserve"> {confirmation_effective_date}</w:t>
+            </w:r>
+          </w:p>
+        </w:tc>
+      </w:tr>
+      <w:tr>
+        <w:tc>
+          <w:tcPr>
+            <w:tcW w:type="dxa" w:w="4320"/>
+          </w:tcPr>
+          <w:p>
+            <w:r>
+              <w:rPr>
+                <w:sz w:val="18"/>
+              </w:rPr>
+              <w:t>Expected</w:t>
+            </w:r>
+          </w:p>
+        </w:tc>
+        <w:tc>
+          <w:tcPr>
+            <w:tcW w:type="dxa" w:w="4320"/>
+          </w:tcPr>
+          <w:p>
+            <w:r>
+              <w:rPr>
+                <w:sz w:val="18"/>
+              </w:rPr>
+              <w:t xml:space="preserve">409 </w:t>
+            </w:r>
+            <w:r>
+              <w:rPr>
+                <w:rFonts w:ascii="Consolas" w:hAnsi="Consolas"/>
+                <w:sz w:val="18"/>
+              </w:rPr>
+              <w:t>CONFLICT</w:t>
+            </w:r>
+            <w:r>
+              <w:rPr>
+                <w:sz w:val="18"/>
+              </w:rPr>
+              <w:t xml:space="preserve"> </w:t>
+            </w:r>
+            <w:r>
+              <w:rPr>
+                <w:rFonts w:ascii="Consolas" w:hAnsi="Consolas"/>
+                <w:sz w:val="18"/>
+              </w:rPr>
+              <w:t>ERR-G08-STATE</w:t>
+            </w:r>
+            <w:r>
+              <w:rPr>
+                <w:sz w:val="18"/>
+              </w:rPr>
+              <w:t>; not approved; status unchanged</w:t>
+            </w:r>
+          </w:p>
+        </w:tc>
+      </w:tr>
+      <w:tr>
+        <w:tc>
+          <w:tcPr>
+            <w:tcW w:type="dxa" w:w="4320"/>
+          </w:tcPr>
+          <w:p>
+            <w:r>
+              <w:rPr>
+                <w:sz w:val="18"/>
+              </w:rPr>
+              <w:t>Priority</w:t>
+            </w:r>
+          </w:p>
+        </w:tc>
+        <w:tc>
+          <w:tcPr>
+            <w:tcW w:type="dxa" w:w="4320"/>
+          </w:tcPr>
+          <w:p>
+            <w:r>
+              <w:rPr>
+                <w:sz w:val="18"/>
+              </w:rPr>
+              <w:t>P2</w:t>
+            </w:r>
+          </w:p>
+        </w:tc>
+      </w:tr>
+    </w:tbl>
+    <w:p/>
+    <w:p>
+      <w:pPr>
+        <w:pStyle w:val="Heading4"/>
+      </w:pPr>
+      <w:r>
+        <w:rPr>
+          <w:b/>
+          <w:color w:val="2E5B9E"/>
+          <w:sz w:val="24"/>
+        </w:rPr>
+        <w:t>TC-G08-136</w:t>
+      </w:r>
+    </w:p>
+    <w:tbl>
+      <w:tblPr>
+        <w:tblStyle w:val="LightGrid-Accent1"/>
+        <w:tblW w:type="auto" w:w="0"/>
+        <w:jc w:val="center"/>
+        <w:tblLook w:firstColumn="1" w:firstRow="1" w:lastColumn="0" w:lastRow="0" w:noHBand="0" w:noVBand="1" w:val="04A0"/>
+      </w:tblPr>
+      <w:tblGrid>
+        <w:gridCol w:w="4320"/>
+        <w:gridCol w:w="4320"/>
+      </w:tblGrid>
+      <w:tr>
+        <w:tc>
+          <w:tcPr>
+            <w:tcW w:type="dxa" w:w="4320"/>
+            <w:shd w:val="clear" w:color="auto" w:fill="DCE6F1"/>
+          </w:tcPr>
+          <w:p>
+            <w:r>
+              <w:rPr>
+                <w:b/>
+                <w:color w:val="1F3864"/>
+                <w:sz w:val="20"/>
+              </w:rPr>
+              <w:t>Field</w:t>
+            </w:r>
+          </w:p>
+        </w:tc>
+        <w:tc>
+          <w:tcPr>
+            <w:tcW w:type="dxa" w:w="4320"/>
+            <w:shd w:val="clear" w:color="auto" w:fill="DCE6F1"/>
+          </w:tcPr>
+          <w:p>
+            <w:r>
+              <w:rPr>
+                <w:b/>
+                <w:color w:val="1F3864"/>
+                <w:sz w:val="20"/>
+              </w:rPr>
+              <w:t>Value</w:t>
+            </w:r>
+          </w:p>
+        </w:tc>
+      </w:tr>
+      <w:tr>
+        <w:tc>
+          <w:tcPr>
+            <w:tcW w:type="dxa" w:w="4320"/>
+          </w:tcPr>
+          <w:p>
+            <w:r>
+              <w:rPr>
+                <w:sz w:val="18"/>
+              </w:rPr>
+              <w:t>Traces-to</w:t>
+            </w:r>
+          </w:p>
+        </w:tc>
+        <w:tc>
+          <w:tcPr>
+            <w:tcW w:type="dxa" w:w="4320"/>
+          </w:tcPr>
+          <w:p>
+            <w:r>
+              <w:rPr>
+                <w:sz w:val="18"/>
+              </w:rPr>
+              <w:t>FR-G08-21 (v3.2 E34 SoD), ERR-G08-SELFADJ</w:t>
+            </w:r>
+          </w:p>
+        </w:tc>
+      </w:tr>
+      <w:tr>
+        <w:tc>
+          <w:tcPr>
+            <w:tcW w:type="dxa" w:w="4320"/>
+          </w:tcPr>
+          <w:p>
+            <w:r>
+              <w:rPr>
+                <w:sz w:val="18"/>
+              </w:rPr>
+              <w:t>Type</w:t>
+            </w:r>
+          </w:p>
+        </w:tc>
+        <w:tc>
+          <w:tcPr>
+            <w:tcW w:type="dxa" w:w="4320"/>
+          </w:tcPr>
+          <w:p>
+            <w:r>
+              <w:rPr>
+                <w:sz w:val="18"/>
+              </w:rPr>
+              <w:t>Negative</w:t>
+            </w:r>
+          </w:p>
+        </w:tc>
+      </w:tr>
+      <w:tr>
+        <w:tc>
+          <w:tcPr>
+            <w:tcW w:type="dxa" w:w="4320"/>
+          </w:tcPr>
+          <w:p>
+            <w:r>
+              <w:rPr>
+                <w:sz w:val="18"/>
+              </w:rPr>
+              <w:t>Title</w:t>
+            </w:r>
+          </w:p>
+        </w:tc>
+        <w:tc>
+          <w:tcPr>
+            <w:tcW w:type="dxa" w:w="4320"/>
+          </w:tcPr>
+          <w:p>
+            <w:r>
+              <w:rPr>
+                <w:sz w:val="18"/>
+              </w:rPr>
+              <w:t>HR approver equal to the recommending manager (maker = checker) is forbidden</w:t>
+            </w:r>
+          </w:p>
+        </w:tc>
+      </w:tr>
+      <w:tr>
+        <w:tc>
+          <w:tcPr>
+            <w:tcW w:type="dxa" w:w="4320"/>
+          </w:tcPr>
+          <w:p>
+            <w:r>
+              <w:rPr>
+                <w:sz w:val="18"/>
+              </w:rPr>
+              <w:t>Preconditions</w:t>
+            </w:r>
+          </w:p>
+        </w:tc>
+        <w:tc>
+          <w:tcPr>
+            <w:tcW w:type="dxa" w:w="4320"/>
+          </w:tcPr>
+          <w:p>
+            <w:r>
+              <w:rPr>
+                <w:sz w:val="18"/>
+              </w:rPr>
+              <w:t xml:space="preserve">Recommendation recorded by </w:t>
+            </w:r>
+            <w:r>
+              <w:rPr>
+                <w:rFonts w:ascii="Consolas" w:hAnsi="Consolas"/>
+                <w:sz w:val="18"/>
+              </w:rPr>
+              <w:t>RO1</w:t>
+            </w:r>
+            <w:r>
+              <w:rPr>
+                <w:sz w:val="18"/>
+              </w:rPr>
+              <w:t>; approver resolves to the same principal (</w:t>
+            </w:r>
+            <w:r>
+              <w:rPr>
+                <w:rFonts w:ascii="Consolas" w:hAnsi="Consolas"/>
+                <w:sz w:val="18"/>
+              </w:rPr>
+              <w:t>RO1</w:t>
+            </w:r>
+            <w:r>
+              <w:rPr>
+                <w:sz w:val="18"/>
+              </w:rPr>
+              <w:t>)</w:t>
+            </w:r>
+          </w:p>
+        </w:tc>
+      </w:tr>
+      <w:tr>
+        <w:tc>
+          <w:tcPr>
+            <w:tcW w:type="dxa" w:w="4320"/>
+          </w:tcPr>
+          <w:p>
+            <w:r>
+              <w:rPr>
+                <w:sz w:val="18"/>
+              </w:rPr>
+              <w:t>Test data</w:t>
+            </w:r>
+          </w:p>
+        </w:tc>
+        <w:tc>
+          <w:tcPr>
+            <w:tcW w:type="dxa" w:w="4320"/>
+          </w:tcPr>
+          <w:p>
+            <w:r>
+              <w:rPr>
+                <w:rFonts w:ascii="Consolas" w:hAnsi="Consolas"/>
+                <w:sz w:val="18"/>
+              </w:rPr>
+              <w:t>POST .../{id}/approve</w:t>
+            </w:r>
+            <w:r>
+              <w:rPr>
+                <w:sz w:val="18"/>
+              </w:rPr>
+              <w:t xml:space="preserve"> with </w:t>
+            </w:r>
+            <w:r>
+              <w:rPr>
+                <w:rFonts w:ascii="Consolas" w:hAnsi="Consolas"/>
+                <w:sz w:val="18"/>
+              </w:rPr>
+              <w:t>hr_approver_id = RO1</w:t>
+            </w:r>
+            <w:r>
+              <w:rPr>
+                <w:sz w:val="18"/>
+              </w:rPr>
+              <w:t xml:space="preserve"> (the recommender)</w:t>
+            </w:r>
+          </w:p>
+        </w:tc>
+      </w:tr>
+      <w:tr>
+        <w:tc>
+          <w:tcPr>
+            <w:tcW w:type="dxa" w:w="4320"/>
+          </w:tcPr>
+          <w:p>
+            <w:r>
+              <w:rPr>
+                <w:sz w:val="18"/>
+              </w:rPr>
+              <w:t>Expected</w:t>
+            </w:r>
+          </w:p>
+        </w:tc>
+        <w:tc>
+          <w:tcPr>
+            <w:tcW w:type="dxa" w:w="4320"/>
+          </w:tcPr>
+          <w:p>
+            <w:r>
+              <w:rPr>
+                <w:sz w:val="18"/>
+              </w:rPr>
+              <w:t xml:space="preserve">403 </w:t>
+            </w:r>
+            <w:r>
+              <w:rPr>
+                <w:rFonts w:ascii="Consolas" w:hAnsi="Consolas"/>
+                <w:sz w:val="18"/>
+              </w:rPr>
+              <w:t>FORBIDDEN</w:t>
+            </w:r>
+            <w:r>
+              <w:rPr>
+                <w:sz w:val="18"/>
+              </w:rPr>
+              <w:t xml:space="preserve"> </w:t>
+            </w:r>
+            <w:r>
+              <w:rPr>
+                <w:rFonts w:ascii="Consolas" w:hAnsi="Consolas"/>
+                <w:sz w:val="18"/>
+              </w:rPr>
+              <w:t>ERR-G08-SELFADJ</w:t>
+            </w:r>
+            <w:r>
+              <w:rPr>
+                <w:sz w:val="18"/>
+              </w:rPr>
+              <w:t>; no self-approval; approval rejected</w:t>
+            </w:r>
+          </w:p>
+        </w:tc>
+      </w:tr>
+      <w:tr>
+        <w:tc>
+          <w:tcPr>
+            <w:tcW w:type="dxa" w:w="4320"/>
+          </w:tcPr>
+          <w:p>
+            <w:r>
+              <w:rPr>
+                <w:sz w:val="18"/>
+              </w:rPr>
+              <w:t>Priority</w:t>
+            </w:r>
+          </w:p>
+        </w:tc>
+        <w:tc>
+          <w:tcPr>
+            <w:tcW w:type="dxa" w:w="4320"/>
+          </w:tcPr>
+          <w:p>
+            <w:r>
+              <w:rPr>
+                <w:sz w:val="18"/>
+              </w:rPr>
+              <w:t>P1</w:t>
+            </w:r>
+          </w:p>
+        </w:tc>
+      </w:tr>
+    </w:tbl>
+    <w:p/>
+    <w:p>
+      <w:pPr>
+        <w:pStyle w:val="Heading4"/>
+      </w:pPr>
+      <w:r>
+        <w:rPr>
+          <w:b/>
+          <w:color w:val="2E5B9E"/>
+          <w:sz w:val="24"/>
+        </w:rPr>
+        <w:t>TC-G08-137</w:t>
+      </w:r>
+    </w:p>
+    <w:tbl>
+      <w:tblPr>
+        <w:tblStyle w:val="LightGrid-Accent1"/>
+        <w:tblW w:type="auto" w:w="0"/>
+        <w:jc w:val="center"/>
+        <w:tblLook w:firstColumn="1" w:firstRow="1" w:lastColumn="0" w:lastRow="0" w:noHBand="0" w:noVBand="1" w:val="04A0"/>
+      </w:tblPr>
+      <w:tblGrid>
+        <w:gridCol w:w="4320"/>
+        <w:gridCol w:w="4320"/>
+      </w:tblGrid>
+      <w:tr>
+        <w:tc>
+          <w:tcPr>
+            <w:tcW w:type="dxa" w:w="4320"/>
+            <w:shd w:val="clear" w:color="auto" w:fill="DCE6F1"/>
+          </w:tcPr>
+          <w:p>
+            <w:r>
+              <w:rPr>
+                <w:b/>
+                <w:color w:val="1F3864"/>
+                <w:sz w:val="20"/>
+              </w:rPr>
+              <w:t>Field</w:t>
+            </w:r>
+          </w:p>
+        </w:tc>
+        <w:tc>
+          <w:tcPr>
+            <w:tcW w:type="dxa" w:w="4320"/>
+            <w:shd w:val="clear" w:color="auto" w:fill="DCE6F1"/>
+          </w:tcPr>
+          <w:p>
+            <w:r>
+              <w:rPr>
+                <w:b/>
+                <w:color w:val="1F3864"/>
+                <w:sz w:val="20"/>
+              </w:rPr>
+              <w:t>Value</w:t>
+            </w:r>
+          </w:p>
+        </w:tc>
+      </w:tr>
+      <w:tr>
+        <w:tc>
+          <w:tcPr>
+            <w:tcW w:type="dxa" w:w="4320"/>
+          </w:tcPr>
+          <w:p>
+            <w:r>
+              <w:rPr>
+                <w:sz w:val="18"/>
+              </w:rPr>
+              <w:t>Traces-to</w:t>
+            </w:r>
+          </w:p>
+        </w:tc>
+        <w:tc>
+          <w:tcPr>
+            <w:tcW w:type="dxa" w:w="4320"/>
+          </w:tcPr>
+          <w:p>
+            <w:r>
+              <w:rPr>
+                <w:sz w:val="18"/>
+              </w:rPr>
+              <w:t>FR-G08-09 (v3.2 calibration_recommendations employee_ack_*)</w:t>
+            </w:r>
+          </w:p>
+        </w:tc>
+      </w:tr>
+      <w:tr>
+        <w:tc>
+          <w:tcPr>
+            <w:tcW w:type="dxa" w:w="4320"/>
+          </w:tcPr>
+          <w:p>
+            <w:r>
+              <w:rPr>
+                <w:sz w:val="18"/>
+              </w:rPr>
+              <w:t>Type</w:t>
+            </w:r>
+          </w:p>
+        </w:tc>
+        <w:tc>
+          <w:tcPr>
+            <w:tcW w:type="dxa" w:w="4320"/>
+          </w:tcPr>
+          <w:p>
+            <w:r>
+              <w:rPr>
+                <w:sz w:val="18"/>
+              </w:rPr>
+              <w:t>Functional</w:t>
+            </w:r>
+          </w:p>
+        </w:tc>
+      </w:tr>
+      <w:tr>
+        <w:tc>
+          <w:tcPr>
+            <w:tcW w:type="dxa" w:w="4320"/>
+          </w:tcPr>
+          <w:p>
+            <w:r>
+              <w:rPr>
+                <w:sz w:val="18"/>
+              </w:rPr>
+              <w:t>Title</w:t>
+            </w:r>
+          </w:p>
+        </w:tc>
+        <w:tc>
+          <w:tcPr>
+            <w:tcW w:type="dxa" w:w="4320"/>
+          </w:tcPr>
+          <w:p>
+            <w:r>
+              <w:rPr>
+                <w:sz w:val="18"/>
+              </w:rPr>
+              <w:t>Employee acknowledges a published calibration recommendation with comments</w:t>
+            </w:r>
+          </w:p>
+        </w:tc>
+      </w:tr>
+      <w:tr>
+        <w:tc>
+          <w:tcPr>
+            <w:tcW w:type="dxa" w:w="4320"/>
+          </w:tcPr>
+          <w:p>
+            <w:r>
+              <w:rPr>
+                <w:sz w:val="18"/>
+              </w:rPr>
+              <w:t>Preconditions</w:t>
+            </w:r>
+          </w:p>
+        </w:tc>
+        <w:tc>
+          <w:tcPr>
+            <w:tcW w:type="dxa" w:w="4320"/>
+          </w:tcPr>
+          <w:p>
+            <w:r>
+              <w:rPr>
+                <w:sz w:val="18"/>
+              </w:rPr>
+              <w:t>Recommendation RATIFIED and disclosed to the appraisee; caller is the appraisee (</w:t>
+            </w:r>
+            <w:r>
+              <w:rPr>
+                <w:rFonts w:ascii="Consolas" w:hAnsi="Consolas"/>
+                <w:sz w:val="18"/>
+              </w:rPr>
+              <w:t>EMP-APPRAISEE</w:t>
+            </w:r>
+            <w:r>
+              <w:rPr>
+                <w:sz w:val="18"/>
+              </w:rPr>
+              <w:t>)</w:t>
+            </w:r>
+          </w:p>
+        </w:tc>
+      </w:tr>
+      <w:tr>
+        <w:tc>
+          <w:tcPr>
+            <w:tcW w:type="dxa" w:w="4320"/>
+          </w:tcPr>
+          <w:p>
+            <w:r>
+              <w:rPr>
+                <w:sz w:val="18"/>
+              </w:rPr>
+              <w:t>Test data</w:t>
+            </w:r>
+          </w:p>
+        </w:tc>
+        <w:tc>
+          <w:tcPr>
+            <w:tcW w:type="dxa" w:w="4320"/>
+          </w:tcPr>
+          <w:p>
+            <w:r>
+              <w:rPr>
+                <w:rFonts w:ascii="Consolas" w:hAnsi="Consolas"/>
+                <w:sz w:val="18"/>
+              </w:rPr>
+              <w:t>POST /g08/calibration/recommendations/{recId}/acknowledge</w:t>
+            </w:r>
+            <w:r>
+              <w:rPr>
+                <w:sz w:val="18"/>
+              </w:rPr>
+              <w:t xml:space="preserve"> {employee_ack_status:</w:t>
+            </w:r>
+            <w:r>
+              <w:rPr>
+                <w:rFonts w:ascii="Consolas" w:hAnsi="Consolas"/>
+                <w:sz w:val="18"/>
+              </w:rPr>
+              <w:t>ACKNOWLEDGED_WITH_COMMENTS</w:t>
+            </w:r>
+            <w:r>
+              <w:rPr>
+                <w:sz w:val="18"/>
+              </w:rPr>
+              <w:t>, employee_ack_comments:</w:t>
+            </w:r>
+            <w:r>
+              <w:rPr>
+                <w:rFonts w:ascii="Consolas" w:hAnsi="Consolas"/>
+                <w:sz w:val="18"/>
+              </w:rPr>
+              <w:t>Noted, request 1:1</w:t>
+            </w:r>
+            <w:r>
+              <w:rPr>
+                <w:sz w:val="18"/>
+              </w:rPr>
+              <w:t>}</w:t>
+            </w:r>
+          </w:p>
+        </w:tc>
+      </w:tr>
+      <w:tr>
+        <w:tc>
+          <w:tcPr>
+            <w:tcW w:type="dxa" w:w="4320"/>
+          </w:tcPr>
+          <w:p>
+            <w:r>
+              <w:rPr>
+                <w:sz w:val="18"/>
+              </w:rPr>
+              <w:t>Expected</w:t>
+            </w:r>
+          </w:p>
+        </w:tc>
+        <w:tc>
+          <w:tcPr>
+            <w:tcW w:type="dxa" w:w="4320"/>
+          </w:tcPr>
+          <w:p>
+            <w:r>
+              <w:rPr>
+                <w:sz w:val="18"/>
+              </w:rPr>
+              <w:t xml:space="preserve">200; </w:t>
+            </w:r>
+            <w:r>
+              <w:rPr>
+                <w:rFonts w:ascii="Consolas" w:hAnsi="Consolas"/>
+                <w:sz w:val="18"/>
+              </w:rPr>
+              <w:t>employee_ack_status=ACKNOWLEDGED_WITH_COMMENTS</w:t>
+            </w:r>
+            <w:r>
+              <w:rPr>
+                <w:sz w:val="18"/>
+              </w:rPr>
+              <w:t xml:space="preserve">; </w:t>
+            </w:r>
+            <w:r>
+              <w:rPr>
+                <w:rFonts w:ascii="Consolas" w:hAnsi="Consolas"/>
+                <w:sz w:val="18"/>
+              </w:rPr>
+              <w:t>employee_ack_comments</w:t>
+            </w:r>
+            <w:r>
+              <w:rPr>
+                <w:sz w:val="18"/>
+              </w:rPr>
+              <w:t xml:space="preserve"> + </w:t>
+            </w:r>
+            <w:r>
+              <w:rPr>
+                <w:rFonts w:ascii="Consolas" w:hAnsi="Consolas"/>
+                <w:sz w:val="18"/>
+              </w:rPr>
+              <w:t>employee_ack_at</w:t>
+            </w:r>
+            <w:r>
+              <w:rPr>
+                <w:sz w:val="18"/>
+              </w:rPr>
+              <w:t xml:space="preserve"> recorded; P05-audited</w:t>
+            </w:r>
+          </w:p>
+        </w:tc>
+      </w:tr>
+      <w:tr>
+        <w:tc>
+          <w:tcPr>
+            <w:tcW w:type="dxa" w:w="4320"/>
+          </w:tcPr>
+          <w:p>
+            <w:r>
+              <w:rPr>
+                <w:sz w:val="18"/>
+              </w:rPr>
+              <w:t>Priority</w:t>
+            </w:r>
+          </w:p>
+        </w:tc>
+        <w:tc>
+          <w:tcPr>
+            <w:tcW w:type="dxa" w:w="4320"/>
+          </w:tcPr>
+          <w:p>
+            <w:r>
+              <w:rPr>
+                <w:sz w:val="18"/>
+              </w:rPr>
+              <w:t>P2</w:t>
+            </w:r>
+          </w:p>
+        </w:tc>
+      </w:tr>
+    </w:tbl>
+    <w:p/>
+    <w:p>
+      <w:pPr>
+        <w:pStyle w:val="Heading4"/>
+      </w:pPr>
+      <w:r>
+        <w:rPr>
+          <w:b/>
+          <w:color w:val="2E5B9E"/>
+          <w:sz w:val="24"/>
+        </w:rPr>
+        <w:t>TC-G08-138</w:t>
+      </w:r>
+    </w:p>
+    <w:tbl>
+      <w:tblPr>
+        <w:tblStyle w:val="LightGrid-Accent1"/>
+        <w:tblW w:type="auto" w:w="0"/>
+        <w:jc w:val="center"/>
+        <w:tblLook w:firstColumn="1" w:firstRow="1" w:lastColumn="0" w:lastRow="0" w:noHBand="0" w:noVBand="1" w:val="04A0"/>
+      </w:tblPr>
+      <w:tblGrid>
+        <w:gridCol w:w="4320"/>
+        <w:gridCol w:w="4320"/>
+      </w:tblGrid>
+      <w:tr>
+        <w:tc>
+          <w:tcPr>
+            <w:tcW w:type="dxa" w:w="4320"/>
+            <w:shd w:val="clear" w:color="auto" w:fill="DCE6F1"/>
+          </w:tcPr>
+          <w:p>
+            <w:r>
+              <w:rPr>
+                <w:b/>
+                <w:color w:val="1F3864"/>
+                <w:sz w:val="20"/>
+              </w:rPr>
+              <w:t>Field</w:t>
+            </w:r>
+          </w:p>
+        </w:tc>
+        <w:tc>
+          <w:tcPr>
+            <w:tcW w:type="dxa" w:w="4320"/>
+            <w:shd w:val="clear" w:color="auto" w:fill="DCE6F1"/>
+          </w:tcPr>
+          <w:p>
+            <w:r>
+              <w:rPr>
+                <w:b/>
+                <w:color w:val="1F3864"/>
+                <w:sz w:val="20"/>
+              </w:rPr>
+              <w:t>Value</w:t>
+            </w:r>
+          </w:p>
+        </w:tc>
+      </w:tr>
+      <w:tr>
+        <w:tc>
+          <w:tcPr>
+            <w:tcW w:type="dxa" w:w="4320"/>
+          </w:tcPr>
+          <w:p>
+            <w:r>
+              <w:rPr>
+                <w:sz w:val="18"/>
+              </w:rPr>
+              <w:t>Traces-to</w:t>
+            </w:r>
+          </w:p>
+        </w:tc>
+        <w:tc>
+          <w:tcPr>
+            <w:tcW w:type="dxa" w:w="4320"/>
+          </w:tcPr>
+          <w:p>
+            <w:r>
+              <w:rPr>
+                <w:sz w:val="18"/>
+              </w:rPr>
+              <w:t>FR-G08-09 (v3.2 ack gate), ERR-G08-STATE</w:t>
+            </w:r>
+          </w:p>
+        </w:tc>
+      </w:tr>
+      <w:tr>
+        <w:tc>
+          <w:tcPr>
+            <w:tcW w:type="dxa" w:w="4320"/>
+          </w:tcPr>
+          <w:p>
+            <w:r>
+              <w:rPr>
+                <w:sz w:val="18"/>
+              </w:rPr>
+              <w:t>Type</w:t>
+            </w:r>
+          </w:p>
+        </w:tc>
+        <w:tc>
+          <w:tcPr>
+            <w:tcW w:type="dxa" w:w="4320"/>
+          </w:tcPr>
+          <w:p>
+            <w:r>
+              <w:rPr>
+                <w:sz w:val="18"/>
+              </w:rPr>
+              <w:t>Negative</w:t>
+            </w:r>
+          </w:p>
+        </w:tc>
+      </w:tr>
+      <w:tr>
+        <w:tc>
+          <w:tcPr>
+            <w:tcW w:type="dxa" w:w="4320"/>
+          </w:tcPr>
+          <w:p>
+            <w:r>
+              <w:rPr>
+                <w:sz w:val="18"/>
+              </w:rPr>
+              <w:t>Title</w:t>
+            </w:r>
+          </w:p>
+        </w:tc>
+        <w:tc>
+          <w:tcPr>
+            <w:tcW w:type="dxa" w:w="4320"/>
+          </w:tcPr>
+          <w:p>
+            <w:r>
+              <w:rPr>
+                <w:sz w:val="18"/>
+              </w:rPr>
+              <w:t>Acknowledging a calibration recommendation before it is ratified/disclosed is blocked</w:t>
+            </w:r>
+          </w:p>
+        </w:tc>
+      </w:tr>
+      <w:tr>
+        <w:tc>
+          <w:tcPr>
+            <w:tcW w:type="dxa" w:w="4320"/>
+          </w:tcPr>
+          <w:p>
+            <w:r>
+              <w:rPr>
+                <w:sz w:val="18"/>
+              </w:rPr>
+              <w:t>Preconditions</w:t>
+            </w:r>
+          </w:p>
+        </w:tc>
+        <w:tc>
+          <w:tcPr>
+            <w:tcW w:type="dxa" w:w="4320"/>
+          </w:tcPr>
+          <w:p>
+            <w:r>
+              <w:rPr>
+                <w:sz w:val="18"/>
+              </w:rPr>
+              <w:t xml:space="preserve">Recommendation in </w:t>
+            </w:r>
+            <w:r>
+              <w:rPr>
+                <w:rFonts w:ascii="Consolas" w:hAnsi="Consolas"/>
+                <w:sz w:val="18"/>
+              </w:rPr>
+              <w:t>PROPOSED</w:t>
+            </w:r>
+            <w:r>
+              <w:rPr>
+                <w:sz w:val="18"/>
+              </w:rPr>
+              <w:t>/</w:t>
+            </w:r>
+            <w:r>
+              <w:rPr>
+                <w:rFonts w:ascii="Consolas" w:hAnsi="Consolas"/>
+                <w:sz w:val="18"/>
+              </w:rPr>
+              <w:t>VOTING</w:t>
+            </w:r>
+            <w:r>
+              <w:rPr>
+                <w:sz w:val="18"/>
+              </w:rPr>
+              <w:t xml:space="preserve"> (not yet ratified/disclosed)</w:t>
+            </w:r>
+          </w:p>
+        </w:tc>
+      </w:tr>
+      <w:tr>
+        <w:tc>
+          <w:tcPr>
+            <w:tcW w:type="dxa" w:w="4320"/>
+          </w:tcPr>
+          <w:p>
+            <w:r>
+              <w:rPr>
+                <w:sz w:val="18"/>
+              </w:rPr>
+              <w:t>Test data</w:t>
+            </w:r>
+          </w:p>
+        </w:tc>
+        <w:tc>
+          <w:tcPr>
+            <w:tcW w:type="dxa" w:w="4320"/>
+          </w:tcPr>
+          <w:p>
+            <w:r>
+              <w:rPr>
+                <w:rFonts w:ascii="Consolas" w:hAnsi="Consolas"/>
+                <w:sz w:val="18"/>
+              </w:rPr>
+              <w:t>POST /g08/calibration/recommendations/{recId}/acknowledge</w:t>
+            </w:r>
+            <w:r>
+              <w:rPr>
+                <w:sz w:val="18"/>
+              </w:rPr>
+              <w:t xml:space="preserve"> {employee_ack_status:</w:t>
+            </w:r>
+            <w:r>
+              <w:rPr>
+                <w:rFonts w:ascii="Consolas" w:hAnsi="Consolas"/>
+                <w:sz w:val="18"/>
+              </w:rPr>
+              <w:t>ACKNOWLEDGED</w:t>
+            </w:r>
+            <w:r>
+              <w:rPr>
+                <w:sz w:val="18"/>
+              </w:rPr>
+              <w:t>}</w:t>
+            </w:r>
+          </w:p>
+        </w:tc>
+      </w:tr>
+      <w:tr>
+        <w:tc>
+          <w:tcPr>
+            <w:tcW w:type="dxa" w:w="4320"/>
+          </w:tcPr>
+          <w:p>
+            <w:r>
+              <w:rPr>
+                <w:sz w:val="18"/>
+              </w:rPr>
+              <w:t>Expected</w:t>
+            </w:r>
+          </w:p>
+        </w:tc>
+        <w:tc>
+          <w:tcPr>
+            <w:tcW w:type="dxa" w:w="4320"/>
+          </w:tcPr>
+          <w:p>
+            <w:r>
+              <w:rPr>
+                <w:sz w:val="18"/>
+              </w:rPr>
+              <w:t xml:space="preserve">409 </w:t>
+            </w:r>
+            <w:r>
+              <w:rPr>
+                <w:rFonts w:ascii="Consolas" w:hAnsi="Consolas"/>
+                <w:sz w:val="18"/>
+              </w:rPr>
+              <w:t>CONFLICT</w:t>
+            </w:r>
+            <w:r>
+              <w:rPr>
+                <w:sz w:val="18"/>
+              </w:rPr>
+              <w:t xml:space="preserve"> </w:t>
+            </w:r>
+            <w:r>
+              <w:rPr>
+                <w:rFonts w:ascii="Consolas" w:hAnsi="Consolas"/>
+                <w:sz w:val="18"/>
+              </w:rPr>
+              <w:t>ERR-G08-STATE</w:t>
+            </w:r>
+            <w:r>
+              <w:rPr>
+                <w:sz w:val="18"/>
+              </w:rPr>
+              <w:t xml:space="preserve">; </w:t>
+            </w:r>
+            <w:r>
+              <w:rPr>
+                <w:rFonts w:ascii="Consolas" w:hAnsi="Consolas"/>
+                <w:sz w:val="18"/>
+              </w:rPr>
+              <w:t>employee_ack_status</w:t>
+            </w:r>
+            <w:r>
+              <w:rPr>
+                <w:sz w:val="18"/>
+              </w:rPr>
+              <w:t xml:space="preserve"> remains </w:t>
+            </w:r>
+            <w:r>
+              <w:rPr>
+                <w:rFonts w:ascii="Consolas" w:hAnsi="Consolas"/>
+                <w:sz w:val="18"/>
+              </w:rPr>
+              <w:t>AWAITING</w:t>
+            </w:r>
+          </w:p>
+        </w:tc>
+      </w:tr>
+      <w:tr>
+        <w:tc>
+          <w:tcPr>
+            <w:tcW w:type="dxa" w:w="4320"/>
+          </w:tcPr>
+          <w:p>
+            <w:r>
+              <w:rPr>
+                <w:sz w:val="18"/>
+              </w:rPr>
+              <w:t>Priority</w:t>
+            </w:r>
+          </w:p>
+        </w:tc>
+        <w:tc>
+          <w:tcPr>
+            <w:tcW w:type="dxa" w:w="4320"/>
+          </w:tcPr>
+          <w:p>
+            <w:r>
+              <w:rPr>
+                <w:sz w:val="18"/>
+              </w:rPr>
+              <w:t>P2</w:t>
+            </w:r>
+          </w:p>
+        </w:tc>
+      </w:tr>
+    </w:tbl>
+    <w:p/>
+    <w:p>
+      <w:pPr>
         <w:pStyle w:val="Heading2"/>
       </w:pPr>
       <w:r>
@@ -38362,7 +44080,7 @@
               <w:rPr>
                 <w:sz w:val="18"/>
               </w:rPr>
-              <w:t>TC-G08-001, 002, 003, 004, 005, 006, 007, 008, 009, 121</w:t>
+              <w:t>TC-G08-001, 002, 003, 004, 005, 006, 007, 008, 009, 121, 129, 130, 131, 132</w:t>
             </w:r>
           </w:p>
         </w:tc>
@@ -38403,7 +44121,7 @@
               <w:rPr>
                 <w:sz w:val="18"/>
               </w:rPr>
-              <w:t>TC-G08-010, 011, 012, 013, 014, 015, 016, 017, 119, 121</w:t>
+              <w:t>TC-G08-010, 011, 012, 013, 014, 015, 016, 017, 119, 121, 123, 124, 125, 126, 127, 128</w:t>
             </w:r>
           </w:p>
         </w:tc>
@@ -38690,7 +44408,7 @@
               <w:rPr>
                 <w:sz w:val="18"/>
               </w:rPr>
-              <w:t>TC-G08-058, 059, 060, 061, 062, 063, 122</w:t>
+              <w:t>TC-G08-058, 059, 060, 061, 062, 063, 122, 137, 138</w:t>
             </w:r>
           </w:p>
         </w:tc>
@@ -39182,7 +44900,7 @@
               <w:rPr>
                 <w:sz w:val="18"/>
               </w:rPr>
-              <w:t>TC-G08-109, 110, 111</w:t>
+              <w:t>TC-G08-109, 110, 111, 133, 134, 135, 136</w:t>
             </w:r>
           </w:p>
         </w:tc>
@@ -39396,7 +45114,7 @@
               <w:rPr>
                 <w:sz w:val="18"/>
               </w:rPr>
-              <w:t>26</w:t>
+              <w:t>32</w:t>
             </w:r>
           </w:p>
         </w:tc>
@@ -39409,7 +45127,7 @@
               <w:rPr>
                 <w:sz w:val="18"/>
               </w:rPr>
-              <w:t>001, 005, 007, 010, 011, 013, 018, 022, 029, 043, 047, 048, 050, 052, 053, 058, 060, 062, 070, 071, 072, 075, 085, 086, 090, 094, 098, 101, 102, 104, 112</w:t>
+              <w:t>001, 005, 007, 010, 011, 013, 018, 022, 029, 043, 047, 048, 050, 052, 053, 058, 060, 062, 070, 071, 072, 075, 085, 086, 090, 094, 098, 101, 102, 104, 112, 123, 125, 127, 129, 133, 137</w:t>
             </w:r>
           </w:p>
         </w:tc>
@@ -39478,7 +45196,7 @@
               <w:rPr>
                 <w:sz w:val="18"/>
               </w:rPr>
-              <w:t>25</w:t>
+              <w:t>33</w:t>
             </w:r>
           </w:p>
         </w:tc>
@@ -39491,7 +45209,7 @@
               <w:rPr>
                 <w:sz w:val="18"/>
               </w:rPr>
-              <w:t>003, 009, 019, 023, 024, 026, 030, 034, 036, 046, 051, 054, 056, 059, 061, 066, 068, 069, 073, 074, 077, 087, 088, 096, 108, 110, 114</w:t>
+              <w:t>003, 009, 019, 023, 024, 026, 030, 034, 036, 046, 051, 054, 056, 059, 061, 066, 068, 069, 073, 074, 077, 087, 088, 096, 108, 110, 114, 124, 126, 128, 131, 132, 135, 136, 138</w:t>
             </w:r>
           </w:p>
         </w:tc>
@@ -39601,7 +45319,7 @@
               <w:rPr>
                 <w:sz w:val="18"/>
               </w:rPr>
-              <w:t>8</w:t>
+              <w:t>10</w:t>
             </w:r>
           </w:p>
         </w:tc>
@@ -39614,7 +45332,7 @@
               <w:rPr>
                 <w:sz w:val="18"/>
               </w:rPr>
-              <w:t>006, 008, 017, 033, 049, 055, 093, 100, 103, 111</w:t>
+              <w:t>006, 008, 017, 033, 049, 055, 093, 100, 103, 111, 130, 134</w:t>
             </w:r>
           </w:p>
         </w:tc>
@@ -39746,7 +45464,7 @@
     <w:p/>
     <w:p>
       <w:r>
-        <w:t>(Some TCs carry a primary type in the table above; a handful legitimately span two categories — the primary type is used for the count. Total distinct TCs = 122.)</w:t>
+        <w:t>(Some TCs carry a primary type in the table above; a handful legitimately span two categories — the primary type is used for the count. Total distinct TCs = 138.)</w:t>
       </w:r>
     </w:p>
     <w:p>
@@ -39830,7 +45548,7 @@
               <w:rPr>
                 <w:sz w:val="18"/>
               </w:rPr>
-              <w:t>30</w:t>
+              <w:t>36</w:t>
             </w:r>
           </w:p>
         </w:tc>
@@ -39858,7 +45576,7 @@
               <w:rPr>
                 <w:sz w:val="18"/>
               </w:rPr>
-              <w:t>27</w:t>
+              <w:t>35</w:t>
             </w:r>
           </w:p>
         </w:tc>
@@ -39970,7 +45688,7 @@
               <w:rPr>
                 <w:sz w:val="18"/>
               </w:rPr>
-              <w:t>10</w:t>
+              <w:t>12</w:t>
             </w:r>
           </w:p>
         </w:tc>
@@ -40112,7 +45830,7 @@
                 <w:b/>
                 <w:sz w:val="18"/>
               </w:rPr>
-              <w:t>122</w:t>
+              <w:t>138</w:t>
             </w:r>
           </w:p>
         </w:tc>
@@ -40200,7 +45918,7 @@
               <w:rPr>
                 <w:sz w:val="18"/>
               </w:rPr>
-              <w:t>55</w:t>
+              <w:t>60</w:t>
             </w:r>
           </w:p>
         </w:tc>
@@ -40228,7 +45946,7 @@
               <w:rPr>
                 <w:sz w:val="18"/>
               </w:rPr>
-              <w:t>61</w:t>
+              <w:t>72</w:t>
             </w:r>
           </w:p>
         </w:tc>
@@ -40286,7 +46004,7 @@
                 <w:b/>
                 <w:sz w:val="18"/>
               </w:rPr>
-              <w:t>122</w:t>
+              <w:t>138</w:t>
             </w:r>
           </w:p>
         </w:tc>
@@ -40340,7 +46058,7 @@
         <w:t>SELFADJ</w:t>
       </w:r>
       <w:r>
-        <w:t xml:space="preserve">(025) · </w:t>
+        <w:t xml:space="preserve">(025,136) · </w:t>
       </w:r>
       <w:r>
         <w:rPr>
@@ -40360,7 +46078,7 @@
         <w:t>STATE</w:t>
       </w:r>
       <w:r>
-        <w:t xml:space="preserve">(009,021,028,040,056,100) · </w:t>
+        <w:t xml:space="preserve">(009,021,028,040,056,100,132,135,138) · </w:t>
       </w:r>
       <w:r>
         <w:rPr>
